--- a/templates/CMIS/CongNo-App.docx
+++ b/templates/CMIS/CongNo-App.docx
@@ -501,6 +501,7 @@
         <w:t xml:space="preserve">Kính </w:t>
       </w:r>
       <w:proofErr w:type="spellStart"/>
+      <w:proofErr w:type="gramStart"/>
       <w:r>
         <w:rPr>
           <w:b/>
@@ -520,7 +521,18 @@
           <w:szCs w:val="28"/>
           <w:lang w:val="fr-FR"/>
         </w:rPr>
-        <w:t xml:space="preserve">: </w:t>
+        <w:t>:</w:t>
+      </w:r>
+      <w:proofErr w:type="gramEnd"/>
+      <w:r>
+        <w:rPr>
+          <w:b/>
+          <w:bCs/>
+          <w:sz w:val="28"/>
+          <w:szCs w:val="28"/>
+          <w:lang w:val="fr-FR"/>
+        </w:rPr>
+        <w:t xml:space="preserve"> </w:t>
       </w:r>
       <w:r>
         <w:rPr>
@@ -1410,7 +1422,25 @@
           <w:szCs w:val="26"/>
           <w:lang w:val="fr-FR"/>
         </w:rPr>
-        <w:t xml:space="preserve"> là: </w:t>
+        <w:t xml:space="preserve"> </w:t>
+      </w:r>
+      <w:proofErr w:type="gramStart"/>
+      <w:r>
+        <w:rPr>
+          <w:rFonts w:ascii="Times New Roman" w:hAnsi="Times New Roman"/>
+          <w:szCs w:val="26"/>
+          <w:lang w:val="fr-FR"/>
+        </w:rPr>
+        <w:t>là:</w:t>
+      </w:r>
+      <w:proofErr w:type="gramEnd"/>
+      <w:r>
+        <w:rPr>
+          <w:rFonts w:ascii="Times New Roman" w:hAnsi="Times New Roman"/>
+          <w:szCs w:val="26"/>
+          <w:lang w:val="fr-FR"/>
+        </w:rPr>
+        <w:t xml:space="preserve"> </w:t>
       </w:r>
       <w:r>
         <w:rPr>
@@ -1507,6 +1537,7 @@
         <w:t xml:space="preserve"> </w:t>
       </w:r>
       <w:proofErr w:type="spellStart"/>
+      <w:proofErr w:type="gramStart"/>
       <w:r>
         <w:rPr>
           <w:rFonts w:ascii="Times New Roman" w:hAnsi="Times New Roman"/>
@@ -1526,7 +1557,18 @@
           <w:szCs w:val="26"/>
           <w:lang w:val="fr-FR"/>
         </w:rPr>
-        <w:t xml:space="preserve">: {STIEN_DCOC | </w:t>
+        <w:t>:</w:t>
+      </w:r>
+      <w:proofErr w:type="gramEnd"/>
+      <w:r>
+        <w:rPr>
+          <w:rFonts w:ascii="Times New Roman" w:hAnsi="Times New Roman"/>
+          <w:b/>
+          <w:i/>
+          <w:szCs w:val="26"/>
+          <w:lang w:val="fr-FR"/>
+        </w:rPr>
+        <w:t xml:space="preserve"> {STIEN_DCOC | </w:t>
       </w:r>
       <w:proofErr w:type="spellStart"/>
       <w:r>
@@ -2493,6 +2535,7 @@
         <w:t xml:space="preserve"> </w:t>
       </w:r>
       <w:proofErr w:type="spellStart"/>
+      <w:proofErr w:type="gramStart"/>
       <w:r>
         <w:rPr>
           <w:rFonts w:ascii="Times New Roman" w:hAnsi="Times New Roman"/>
@@ -2516,7 +2559,20 @@
           <w:szCs w:val="26"/>
           <w:lang w:val="fr-FR"/>
         </w:rPr>
-        <w:t xml:space="preserve">  0251.2218250)</w:t>
+        <w:t xml:space="preserve">  0251.2218250</w:t>
+      </w:r>
+      <w:proofErr w:type="gramEnd"/>
+      <w:r>
+        <w:rPr>
+          <w:rFonts w:ascii="Times New Roman" w:hAnsi="Times New Roman"/>
+          <w:b/>
+          <w:bCs/>
+          <w:i/>
+          <w:iCs/>
+          <w:szCs w:val="26"/>
+          <w:lang w:val="fr-FR"/>
+        </w:rPr>
+        <w:t>)</w:t>
       </w:r>
     </w:p>
     <w:p>
@@ -3969,6 +4025,7 @@
         <w:t xml:space="preserve"> </w:t>
       </w:r>
       <w:proofErr w:type="spellStart"/>
+      <w:proofErr w:type="gramStart"/>
       <w:r>
         <w:rPr>
           <w:sz w:val="26"/>
@@ -3986,6 +4043,7 @@
         </w:rPr>
         <w:t>:</w:t>
       </w:r>
+      <w:proofErr w:type="gramEnd"/>
       <w:r>
         <w:rPr>
           <w:b/>
@@ -4142,6 +4200,7 @@
         <w:t xml:space="preserve"> Xuân </w:t>
       </w:r>
       <w:proofErr w:type="spellStart"/>
+      <w:proofErr w:type="gramStart"/>
       <w:r>
         <w:rPr>
           <w:sz w:val="26"/>
@@ -4169,6 +4228,7 @@
         <w:t>tính</w:t>
       </w:r>
       <w:proofErr w:type="spellEnd"/>
+      <w:proofErr w:type="gramEnd"/>
       <w:r>
         <w:rPr>
           <w:sz w:val="26"/>
@@ -4297,6 +4357,7 @@
         </w:rPr>
         <w:t xml:space="preserve"> </w:t>
       </w:r>
+      <w:proofErr w:type="gramStart"/>
       <w:r>
         <w:rPr>
           <w:sz w:val="26"/>
@@ -4312,7 +4373,17 @@
           <w:szCs w:val="26"/>
           <w:lang w:val="fr-FR"/>
         </w:rPr>
-        <w:t xml:space="preserve">: {STIEN_DCOC | </w:t>
+        <w:t>:</w:t>
+      </w:r>
+      <w:proofErr w:type="gramEnd"/>
+      <w:r>
+        <w:rPr>
+          <w:b/>
+          <w:sz w:val="26"/>
+          <w:szCs w:val="26"/>
+          <w:lang w:val="fr-FR"/>
+        </w:rPr>
+        <w:t xml:space="preserve"> {STIEN_DCOC | </w:t>
       </w:r>
       <w:proofErr w:type="spellStart"/>
       <w:r>
@@ -4387,6 +4458,7 @@
         <w:t xml:space="preserve"> </w:t>
       </w:r>
       <w:proofErr w:type="spellStart"/>
+      <w:proofErr w:type="gramStart"/>
       <w:r>
         <w:rPr>
           <w:rFonts w:ascii="Times New Roman" w:hAnsi="Times New Roman"/>
@@ -4410,7 +4482,16 @@
           <w:szCs w:val="26"/>
           <w:lang w:val="fr-FR"/>
         </w:rPr>
-        <w:t xml:space="preserve">: </w:t>
+        <w:t>:</w:t>
+      </w:r>
+      <w:proofErr w:type="gramEnd"/>
+      <w:r>
+        <w:rPr>
+          <w:rFonts w:ascii="Times New Roman" w:hAnsi="Times New Roman"/>
+          <w:szCs w:val="26"/>
+          <w:lang w:val="fr-FR"/>
+        </w:rPr>
+        <w:t xml:space="preserve"> </w:t>
       </w:r>
       <w:r>
         <w:rPr>
@@ -4527,8 +4608,18 @@
           <w:szCs w:val="26"/>
           <w:lang w:val="fr-FR"/>
         </w:rPr>
-        <w:t xml:space="preserve"> có):...................................................................................................</w:t>
-      </w:r>
+        <w:t xml:space="preserve"> có</w:t>
+      </w:r>
+      <w:proofErr w:type="gramStart"/>
+      <w:r>
+        <w:rPr>
+          <w:sz w:val="26"/>
+          <w:szCs w:val="26"/>
+          <w:lang w:val="fr-FR"/>
+        </w:rPr>
+        <w:t>):...................................................................................................</w:t>
+      </w:r>
+      <w:proofErr w:type="gramEnd"/>
     </w:p>
     <w:p>
       <w:pPr>
@@ -6164,6 +6255,7 @@
         <w:t xml:space="preserve"> </w:t>
       </w:r>
       <w:proofErr w:type="spellStart"/>
+      <w:proofErr w:type="gramStart"/>
       <w:r>
         <w:rPr>
           <w:b/>
@@ -6181,6 +6273,7 @@
         </w:rPr>
         <w:t>:</w:t>
       </w:r>
+      <w:proofErr w:type="gramEnd"/>
     </w:p>
     <w:p>
       <w:pPr>
@@ -6503,7 +6596,17 @@
                 <w:szCs w:val="24"/>
                 <w:lang w:val="fr-FR"/>
               </w:rPr>
-              <w:t>LIEN_HE</w:t>
+              <w:t>LIEN_</w:t>
+            </w:r>
+            <w:proofErr w:type="gramStart"/>
+            <w:r>
+              <w:rPr>
+                <w:rFonts w:ascii="Times New Roman" w:hAnsi="Times New Roman"/>
+                <w:sz w:val="24"/>
+                <w:szCs w:val="24"/>
+                <w:lang w:val="fr-FR"/>
+              </w:rPr>
+              <w:t>HE</w:t>
             </w:r>
             <w:r>
               <w:rPr>
@@ -6512,7 +6615,17 @@
                 <w:szCs w:val="24"/>
                 <w:lang w:val="fr-FR"/>
               </w:rPr>
-              <w:t>}{TEN_KH_LHE}</w:t>
+              <w:t>}{</w:t>
+            </w:r>
+            <w:proofErr w:type="gramEnd"/>
+            <w:r>
+              <w:rPr>
+                <w:rFonts w:ascii="Times New Roman" w:hAnsi="Times New Roman"/>
+                <w:sz w:val="24"/>
+                <w:szCs w:val="24"/>
+                <w:lang w:val="fr-FR"/>
+              </w:rPr>
+              <w:t>TEN_KH_LHE}</w:t>
             </w:r>
           </w:p>
         </w:tc>
@@ -7324,86 +7437,135 @@
         </w:rPr>
         <w:t xml:space="preserve"> </w:t>
       </w:r>
-      <w:proofErr w:type="spellStart"/>
-      <w:r>
+    </w:p>
+    <w:p>
+      <w:pPr>
+        <w:pStyle w:val="BodyText"/>
+        <w:spacing w:before="120" w:line="360" w:lineRule="atLeast"/>
+        <w:contextualSpacing/>
+        <w:jc w:val="center"/>
         <w:rPr>
           <w:b/>
           <w:sz w:val="27"/>
           <w:szCs w:val="27"/>
         </w:rPr>
-        <w:t>bằng</w:t>
-      </w:r>
-      <w:proofErr w:type="spellEnd"/>
+      </w:pPr>
+      <w:proofErr w:type="spellStart"/>
       <w:r>
         <w:rPr>
           <w:b/>
           <w:sz w:val="27"/>
           <w:szCs w:val="27"/>
         </w:rPr>
-        <w:t xml:space="preserve"> </w:t>
-      </w:r>
-      <w:proofErr w:type="spellStart"/>
+        <w:t>bằng</w:t>
+      </w:r>
+      <w:proofErr w:type="spellEnd"/>
       <w:r>
         <w:rPr>
           <w:b/>
           <w:sz w:val="27"/>
           <w:szCs w:val="27"/>
         </w:rPr>
-        <w:t>hình</w:t>
-      </w:r>
-      <w:proofErr w:type="spellEnd"/>
+        <w:t xml:space="preserve"> </w:t>
+      </w:r>
+      <w:proofErr w:type="spellStart"/>
       <w:r>
         <w:rPr>
           <w:b/>
           <w:sz w:val="27"/>
           <w:szCs w:val="27"/>
         </w:rPr>
-        <w:t xml:space="preserve"> </w:t>
-      </w:r>
-      <w:proofErr w:type="spellStart"/>
+        <w:t>hình</w:t>
+      </w:r>
+      <w:proofErr w:type="spellEnd"/>
       <w:r>
         <w:rPr>
           <w:b/>
           <w:sz w:val="27"/>
           <w:szCs w:val="27"/>
         </w:rPr>
-        <w:t>thức</w:t>
-      </w:r>
-      <w:proofErr w:type="spellEnd"/>
+        <w:t xml:space="preserve"> </w:t>
+      </w:r>
+      <w:proofErr w:type="spellStart"/>
       <w:r>
         <w:rPr>
           <w:b/>
           <w:sz w:val="27"/>
           <w:szCs w:val="27"/>
         </w:rPr>
-        <w:t xml:space="preserve"> </w:t>
-      </w:r>
-      <w:proofErr w:type="spellStart"/>
+        <w:t>thức</w:t>
+      </w:r>
+      <w:proofErr w:type="spellEnd"/>
       <w:r>
         <w:rPr>
           <w:b/>
           <w:sz w:val="27"/>
           <w:szCs w:val="27"/>
         </w:rPr>
-        <w:t>ký</w:t>
-      </w:r>
-      <w:proofErr w:type="spellEnd"/>
+        <w:t xml:space="preserve"> </w:t>
+      </w:r>
+      <w:proofErr w:type="spellStart"/>
       <w:r>
         <w:rPr>
           <w:b/>
           <w:sz w:val="27"/>
           <w:szCs w:val="27"/>
         </w:rPr>
-        <w:t xml:space="preserve"> </w:t>
-      </w:r>
-      <w:proofErr w:type="spellStart"/>
+        <w:t>đặt</w:t>
+      </w:r>
+      <w:proofErr w:type="spellEnd"/>
       <w:r>
         <w:rPr>
           <w:b/>
           <w:sz w:val="27"/>
           <w:szCs w:val="27"/>
         </w:rPr>
-        <w:t>quỹ</w:t>
+        <w:t xml:space="preserve"> </w:t>
+      </w:r>
+      <w:proofErr w:type="spellStart"/>
+      <w:r>
+        <w:rPr>
+          <w:b/>
+          <w:sz w:val="27"/>
+          <w:szCs w:val="27"/>
+        </w:rPr>
+        <w:t>cọc</w:t>
+      </w:r>
+      <w:proofErr w:type="spellEnd"/>
+      <w:r>
+        <w:rPr>
+          <w:b/>
+          <w:sz w:val="27"/>
+          <w:szCs w:val="27"/>
+        </w:rPr>
+        <w:t xml:space="preserve"> </w:t>
+      </w:r>
+      <w:proofErr w:type="spellStart"/>
+      <w:r>
+        <w:rPr>
+          <w:b/>
+          <w:sz w:val="27"/>
+          <w:szCs w:val="27"/>
+        </w:rPr>
+        <w:t>bằng</w:t>
+      </w:r>
+      <w:proofErr w:type="spellEnd"/>
+      <w:r>
+        <w:rPr>
+          <w:b/>
+          <w:sz w:val="27"/>
+          <w:szCs w:val="27"/>
+        </w:rPr>
+        <w:t xml:space="preserve"> </w:t>
+      </w:r>
+      <w:proofErr w:type="spellStart"/>
+      <w:r>
+        <w:rPr>
+          <w:b/>
+          <w:sz w:val="27"/>
+          <w:szCs w:val="27"/>
+        </w:rPr>
+        <w:t>tiền</w:t>
       </w:r>
       <w:proofErr w:type="spellEnd"/>
     </w:p>
@@ -8491,7 +8653,23 @@
           <w:sz w:val="28"/>
           <w:szCs w:val="28"/>
         </w:rPr>
-        <w:t xml:space="preserve"> Nguyễn Phước Đức – </w:t>
+        <w:t xml:space="preserve"> Nguyễn </w:t>
+      </w:r>
+      <w:proofErr w:type="spellStart"/>
+      <w:r>
+        <w:rPr>
+          <w:sz w:val="28"/>
+          <w:szCs w:val="28"/>
+        </w:rPr>
+        <w:t>Phước</w:t>
+      </w:r>
+      <w:proofErr w:type="spellEnd"/>
+      <w:r>
+        <w:rPr>
+          <w:sz w:val="28"/>
+          <w:szCs w:val="28"/>
+        </w:rPr>
+        <w:t xml:space="preserve"> Đức – </w:t>
       </w:r>
       <w:proofErr w:type="spellStart"/>
       <w:r>
@@ -8965,17 +9143,29 @@
           <w:sz w:val="28"/>
           <w:szCs w:val="28"/>
         </w:rPr>
-        <w:t>{DCHI_DDIEN}</w:t>
-      </w:r>
-      <w:r>
-        <w:rPr>
+        <w:t>{DCHI_</w:t>
+      </w:r>
+      <w:proofErr w:type="gramStart"/>
+      <w:r>
+        <w:rPr>
+          <w:color w:val="000099"/>
           <w:spacing w:val="-9"/>
           <w:w w:val="105"/>
           <w:sz w:val="28"/>
           <w:szCs w:val="28"/>
         </w:rPr>
+        <w:t>DDIEN}</w:t>
+      </w:r>
+      <w:r>
+        <w:rPr>
+          <w:spacing w:val="-9"/>
+          <w:w w:val="105"/>
+          <w:sz w:val="28"/>
+          <w:szCs w:val="28"/>
+        </w:rPr>
         <w:t>.</w:t>
       </w:r>
+      <w:proofErr w:type="gramEnd"/>
     </w:p>
     <w:p>
       <w:pPr>
@@ -9153,8 +9343,9 @@
           <w:sz w:val="28"/>
           <w:szCs w:val="28"/>
         </w:rPr>
-        <w:t>): {TEN_DDIEN}</w:t>
-      </w:r>
+        <w:t>): {TEN_</w:t>
+      </w:r>
+      <w:proofErr w:type="gramStart"/>
       <w:r>
         <w:rPr>
           <w:bCs/>
@@ -9162,6 +9353,15 @@
           <w:sz w:val="28"/>
           <w:szCs w:val="28"/>
         </w:rPr>
+        <w:t>DDIEN}</w:t>
+      </w:r>
+      <w:r>
+        <w:rPr>
+          <w:bCs/>
+          <w:color w:val="000000"/>
+          <w:sz w:val="28"/>
+          <w:szCs w:val="28"/>
+        </w:rPr>
         <w:t xml:space="preserve">  </w:t>
       </w:r>
       <w:proofErr w:type="spellStart"/>
@@ -9175,6 +9375,7 @@
         <w:t>Chức</w:t>
       </w:r>
       <w:proofErr w:type="spellEnd"/>
+      <w:proofErr w:type="gramEnd"/>
       <w:r>
         <w:rPr>
           <w:bCs/>
@@ -9240,12 +9441,21 @@
           <w:szCs w:val="28"/>
         </w:rPr>
       </w:pPr>
-      <w:r>
-        <w:rPr>
-          <w:sz w:val="28"/>
-          <w:szCs w:val="28"/>
-        </w:rPr>
-        <w:t xml:space="preserve">Căn </w:t>
+      <w:proofErr w:type="spellStart"/>
+      <w:r>
+        <w:rPr>
+          <w:sz w:val="28"/>
+          <w:szCs w:val="28"/>
+        </w:rPr>
+        <w:t>Căn</w:t>
+      </w:r>
+      <w:proofErr w:type="spellEnd"/>
+      <w:r>
+        <w:rPr>
+          <w:sz w:val="28"/>
+          <w:szCs w:val="28"/>
+        </w:rPr>
+        <w:t xml:space="preserve"> </w:t>
       </w:r>
       <w:proofErr w:type="spellStart"/>
       <w:r>
@@ -9936,25 +10146,61 @@
           <w:sz w:val="28"/>
           <w:szCs w:val="28"/>
         </w:rPr>
-        <w:t>ký</w:t>
-      </w:r>
-      <w:proofErr w:type="spellEnd"/>
-      <w:r>
-        <w:rPr>
-          <w:bCs/>
-          <w:sz w:val="28"/>
-          <w:szCs w:val="28"/>
-        </w:rPr>
-        <w:t xml:space="preserve"> </w:t>
-      </w:r>
-      <w:proofErr w:type="spellStart"/>
-      <w:r>
-        <w:rPr>
-          <w:bCs/>
-          <w:sz w:val="28"/>
-          <w:szCs w:val="28"/>
-        </w:rPr>
-        <w:t>quỹ</w:t>
+        <w:t>đặt</w:t>
+      </w:r>
+      <w:proofErr w:type="spellEnd"/>
+      <w:r>
+        <w:rPr>
+          <w:bCs/>
+          <w:sz w:val="28"/>
+          <w:szCs w:val="28"/>
+        </w:rPr>
+        <w:t xml:space="preserve"> </w:t>
+      </w:r>
+      <w:proofErr w:type="spellStart"/>
+      <w:r>
+        <w:rPr>
+          <w:bCs/>
+          <w:sz w:val="28"/>
+          <w:szCs w:val="28"/>
+        </w:rPr>
+        <w:t>cọc</w:t>
+      </w:r>
+      <w:proofErr w:type="spellEnd"/>
+      <w:r>
+        <w:rPr>
+          <w:bCs/>
+          <w:sz w:val="28"/>
+          <w:szCs w:val="28"/>
+        </w:rPr>
+        <w:t xml:space="preserve"> </w:t>
+      </w:r>
+      <w:proofErr w:type="spellStart"/>
+      <w:r>
+        <w:rPr>
+          <w:bCs/>
+          <w:sz w:val="28"/>
+          <w:szCs w:val="28"/>
+        </w:rPr>
+        <w:t>bằng</w:t>
+      </w:r>
+      <w:proofErr w:type="spellEnd"/>
+      <w:r>
+        <w:rPr>
+          <w:bCs/>
+          <w:sz w:val="28"/>
+          <w:szCs w:val="28"/>
+        </w:rPr>
+        <w:t xml:space="preserve"> </w:t>
+      </w:r>
+      <w:proofErr w:type="spellStart"/>
+      <w:r>
+        <w:rPr>
+          <w:bCs/>
+          <w:sz w:val="28"/>
+          <w:szCs w:val="28"/>
+        </w:rPr>
+        <w:t>tiền</w:t>
       </w:r>
       <w:proofErr w:type="spellEnd"/>
       <w:r>
@@ -11400,6 +11646,7 @@
           <w:sz w:val="28"/>
           <w:szCs w:val="28"/>
         </w:rPr>
+        <w:lastRenderedPageBreak/>
         <w:t>điện</w:t>
       </w:r>
       <w:proofErr w:type="spellEnd"/>
@@ -11688,7 +11935,6 @@
           <w:sz w:val="28"/>
           <w:szCs w:val="28"/>
         </w:rPr>
-        <w:lastRenderedPageBreak/>
         <w:t>thời</w:t>
       </w:r>
       <w:proofErr w:type="spellEnd"/>
@@ -15865,23 +16111,7 @@
           <w:sz w:val="28"/>
           <w:szCs w:val="28"/>
         </w:rPr>
-        <w:t xml:space="preserve"> </w:t>
-      </w:r>
-      <w:proofErr w:type="spellStart"/>
-      <w:r>
-        <w:rPr>
-          <w:sz w:val="28"/>
-          <w:szCs w:val="28"/>
-        </w:rPr>
-        <w:t>ủy</w:t>
-      </w:r>
-      <w:proofErr w:type="spellEnd"/>
-      <w:r>
-        <w:rPr>
-          <w:sz w:val="28"/>
-          <w:szCs w:val="28"/>
-        </w:rPr>
-        <w:t xml:space="preserve"> </w:t>
+        <w:t xml:space="preserve"> ủy </w:t>
       </w:r>
       <w:proofErr w:type="spellStart"/>
       <w:r>
@@ -15961,7 +16191,23 @@
           <w:sz w:val="28"/>
           <w:szCs w:val="28"/>
         </w:rPr>
-        <w:t xml:space="preserve"> Nguyễn Phước Đức – </w:t>
+        <w:t xml:space="preserve"> Nguyễn </w:t>
+      </w:r>
+      <w:proofErr w:type="spellStart"/>
+      <w:r>
+        <w:rPr>
+          <w:sz w:val="28"/>
+          <w:szCs w:val="28"/>
+        </w:rPr>
+        <w:t>Phước</w:t>
+      </w:r>
+      <w:proofErr w:type="spellEnd"/>
+      <w:r>
+        <w:rPr>
+          <w:sz w:val="28"/>
+          <w:szCs w:val="28"/>
+        </w:rPr>
+        <w:t xml:space="preserve"> Đức – </w:t>
       </w:r>
       <w:proofErr w:type="spellStart"/>
       <w:r>
@@ -16435,17 +16681,29 @@
           <w:sz w:val="28"/>
           <w:szCs w:val="28"/>
         </w:rPr>
-        <w:t>{DCHI_DDIEN}</w:t>
-      </w:r>
-      <w:r>
-        <w:rPr>
+        <w:t>{DCHI_</w:t>
+      </w:r>
+      <w:proofErr w:type="gramStart"/>
+      <w:r>
+        <w:rPr>
+          <w:color w:val="000099"/>
           <w:spacing w:val="-9"/>
           <w:w w:val="105"/>
           <w:sz w:val="28"/>
           <w:szCs w:val="28"/>
         </w:rPr>
+        <w:t>DDIEN}</w:t>
+      </w:r>
+      <w:r>
+        <w:rPr>
+          <w:spacing w:val="-9"/>
+          <w:w w:val="105"/>
+          <w:sz w:val="28"/>
+          <w:szCs w:val="28"/>
+        </w:rPr>
         <w:t>.</w:t>
       </w:r>
+      <w:proofErr w:type="gramEnd"/>
     </w:p>
     <w:p>
       <w:pPr>
@@ -16623,8 +16881,9 @@
           <w:sz w:val="28"/>
           <w:szCs w:val="28"/>
         </w:rPr>
-        <w:t>): {TEN_DDIEN}</w:t>
-      </w:r>
+        <w:t>): {TEN_</w:t>
+      </w:r>
+      <w:proofErr w:type="gramStart"/>
       <w:r>
         <w:rPr>
           <w:bCs/>
@@ -16632,6 +16891,15 @@
           <w:sz w:val="28"/>
           <w:szCs w:val="28"/>
         </w:rPr>
+        <w:t>DDIEN}</w:t>
+      </w:r>
+      <w:r>
+        <w:rPr>
+          <w:bCs/>
+          <w:color w:val="000000"/>
+          <w:sz w:val="28"/>
+          <w:szCs w:val="28"/>
+        </w:rPr>
         <w:t xml:space="preserve">  </w:t>
       </w:r>
       <w:proofErr w:type="spellStart"/>
@@ -16645,6 +16913,7 @@
         <w:t>Chức</w:t>
       </w:r>
       <w:proofErr w:type="spellEnd"/>
+      <w:proofErr w:type="gramEnd"/>
       <w:r>
         <w:rPr>
           <w:bCs/>
@@ -16710,12 +16979,21 @@
           <w:szCs w:val="28"/>
         </w:rPr>
       </w:pPr>
-      <w:r>
-        <w:rPr>
-          <w:sz w:val="28"/>
-          <w:szCs w:val="28"/>
-        </w:rPr>
-        <w:t xml:space="preserve">Căn </w:t>
+      <w:proofErr w:type="spellStart"/>
+      <w:r>
+        <w:rPr>
+          <w:sz w:val="28"/>
+          <w:szCs w:val="28"/>
+        </w:rPr>
+        <w:t>Căn</w:t>
+      </w:r>
+      <w:proofErr w:type="spellEnd"/>
+      <w:r>
+        <w:rPr>
+          <w:sz w:val="28"/>
+          <w:szCs w:val="28"/>
+        </w:rPr>
+        <w:t xml:space="preserve"> </w:t>
       </w:r>
       <w:proofErr w:type="spellStart"/>
       <w:r>
@@ -20484,15 +20762,7 @@
           <w:sz w:val="28"/>
           <w:szCs w:val="28"/>
         </w:rPr>
-        <w:t>)</w:t>
-      </w:r>
-      <w:r>
-        <w:rPr>
-          <w:bCs/>
-          <w:sz w:val="28"/>
-          <w:szCs w:val="28"/>
-        </w:rPr>
-        <w:t xml:space="preserve"> </w:t>
+        <w:t xml:space="preserve">) </w:t>
       </w:r>
       <w:proofErr w:type="spellStart"/>
       <w:r>

--- a/templates/CMIS/CongNo-App.docx
+++ b/templates/CMIS/CongNo-App.docx
@@ -5889,7 +5889,25 @@
                 <w:szCs w:val="26"/>
                 <w:lang w:val="fr-FR"/>
               </w:rPr>
-              <w:t xml:space="preserve">Thu tiền ký quỹ sử dụng điện </w:t>
+              <w:t xml:space="preserve">Thu tiền </w:t>
+            </w:r>
+            <w:r>
+              <w:rPr>
+                <w:rFonts w:eastAsia="Arial Unicode MS"/>
+                <w:noProof/>
+                <w:szCs w:val="26"/>
+                <w:lang w:val="fr-FR"/>
+              </w:rPr>
+              <w:t>đặt cọc bằng tiền cho hợp đồng mua bán điện</w:t>
+            </w:r>
+            <w:r>
+              <w:rPr>
+                <w:rFonts w:eastAsia="Arial Unicode MS"/>
+                <w:noProof/>
+                <w:szCs w:val="26"/>
+                <w:lang w:val="fr-FR"/>
+              </w:rPr>
+              <w:t xml:space="preserve"> </w:t>
             </w:r>
           </w:p>
           <w:p>

--- a/templates/CMIS/CongNo-App.docx
+++ b/templates/CMIS/CongNo-App.docx
@@ -25,11 +25,13 @@
             <w:pPr>
               <w:jc w:val="center"/>
               <w:rPr>
+                <w:sz w:val="26"/>
                 <w:szCs w:val="26"/>
               </w:rPr>
             </w:pPr>
             <w:r>
               <w:rPr>
+                <w:sz w:val="26"/>
                 <w:szCs w:val="26"/>
               </w:rPr>
               <w:t>CÔNG TY ĐIỆN LỰC ĐỒNG NAI</w:t>
@@ -41,16 +43,27 @@
               <w:rPr>
                 <w:b/>
                 <w:bCs/>
-                <w:szCs w:val="26"/>
+                <w:sz w:val="28"/>
+                <w:szCs w:val="28"/>
               </w:rPr>
             </w:pPr>
             <w:r>
               <w:rPr>
                 <w:b/>
                 <w:bCs/>
-                <w:szCs w:val="26"/>
+                <w:sz w:val="28"/>
+                <w:szCs w:val="28"/>
               </w:rPr>
-              <w:t>ĐỘI QUẢN LÝ ĐIỆN XUÂN LỘC</w:t>
+              <w:t>ĐIỆN LỰC</w:t>
+            </w:r>
+            <w:r>
+              <w:rPr>
+                <w:b/>
+                <w:bCs/>
+                <w:sz w:val="28"/>
+                <w:szCs w:val="28"/>
+              </w:rPr>
+              <w:t xml:space="preserve"> XUÂN LỘC</w:t>
             </w:r>
           </w:p>
           <w:p>
@@ -80,12 +93,16 @@
               <w:rPr>
                 <w:b/>
                 <w:bCs/>
+                <w:sz w:val="26"/>
+                <w:szCs w:val="26"/>
               </w:rPr>
             </w:pPr>
             <w:r>
               <w:rPr>
                 <w:b/>
                 <w:bCs/>
+                <w:sz w:val="26"/>
+                <w:szCs w:val="26"/>
               </w:rPr>
               <w:t>CỘNG HOÀ XÃ HỘI CHỦ NGHĨA VIỆT NAM</w:t>
             </w:r>
@@ -96,6 +113,7 @@
               <w:rPr>
                 <w:b/>
                 <w:bCs/>
+                <w:sz w:val="26"/>
                 <w:szCs w:val="26"/>
               </w:rPr>
             </w:pPr>
@@ -104,6 +122,7 @@
               <w:rPr>
                 <w:b/>
                 <w:bCs/>
+                <w:sz w:val="26"/>
                 <w:szCs w:val="26"/>
               </w:rPr>
               <w:t>Độc</w:t>
@@ -113,6 +132,7 @@
               <w:rPr>
                 <w:b/>
                 <w:bCs/>
+                <w:sz w:val="26"/>
                 <w:szCs w:val="26"/>
               </w:rPr>
               <w:t xml:space="preserve"> </w:t>
@@ -122,6 +142,7 @@
               <w:rPr>
                 <w:b/>
                 <w:bCs/>
+                <w:sz w:val="26"/>
                 <w:szCs w:val="26"/>
               </w:rPr>
               <w:t>lập</w:t>
@@ -131,6 +152,7 @@
               <w:rPr>
                 <w:b/>
                 <w:bCs/>
+                <w:sz w:val="26"/>
                 <w:szCs w:val="26"/>
               </w:rPr>
               <w:t xml:space="preserve"> - </w:t>
@@ -140,6 +162,7 @@
               <w:rPr>
                 <w:b/>
                 <w:bCs/>
+                <w:sz w:val="26"/>
                 <w:szCs w:val="26"/>
               </w:rPr>
               <w:t>Tự</w:t>
@@ -149,6 +172,7 @@
               <w:rPr>
                 <w:b/>
                 <w:bCs/>
+                <w:sz w:val="26"/>
                 <w:szCs w:val="26"/>
               </w:rPr>
               <w:t xml:space="preserve"> do - </w:t>
@@ -158,6 +182,7 @@
               <w:rPr>
                 <w:b/>
                 <w:bCs/>
+                <w:sz w:val="26"/>
                 <w:szCs w:val="26"/>
               </w:rPr>
               <w:t>Hạnh</w:t>
@@ -167,6 +192,7 @@
               <w:rPr>
                 <w:b/>
                 <w:bCs/>
+                <w:sz w:val="26"/>
                 <w:szCs w:val="26"/>
               </w:rPr>
               <w:t xml:space="preserve"> </w:t>
@@ -176,6 +202,7 @@
               <w:rPr>
                 <w:b/>
                 <w:bCs/>
+                <w:sz w:val="26"/>
                 <w:szCs w:val="26"/>
               </w:rPr>
               <w:t>phúc</w:t>
@@ -188,6 +215,7 @@
               <w:rPr>
                 <w:b/>
                 <w:bCs/>
+                <w:sz w:val="26"/>
                 <w:szCs w:val="26"/>
               </w:rPr>
             </w:pPr>
@@ -195,6 +223,7 @@
               <w:rPr>
                 <w:b/>
                 <w:bCs/>
+                <w:sz w:val="26"/>
                 <w:szCs w:val="26"/>
               </w:rPr>
               <w:t>––––––––––––––––––––––––</w:t>
@@ -206,6 +235,8 @@
               <w:rPr>
                 <w:b/>
                 <w:bCs/>
+                <w:sz w:val="26"/>
+                <w:szCs w:val="26"/>
               </w:rPr>
             </w:pPr>
           </w:p>
@@ -501,7 +532,6 @@
         <w:t xml:space="preserve">Kính </w:t>
       </w:r>
       <w:proofErr w:type="spellStart"/>
-      <w:proofErr w:type="gramStart"/>
       <w:r>
         <w:rPr>
           <w:b/>
@@ -521,18 +551,7 @@
           <w:szCs w:val="28"/>
           <w:lang w:val="fr-FR"/>
         </w:rPr>
-        <w:t>:</w:t>
-      </w:r>
-      <w:proofErr w:type="gramEnd"/>
-      <w:r>
-        <w:rPr>
-          <w:b/>
-          <w:bCs/>
-          <w:sz w:val="28"/>
-          <w:szCs w:val="28"/>
-          <w:lang w:val="fr-FR"/>
-        </w:rPr>
-        <w:t xml:space="preserve"> </w:t>
+        <w:t xml:space="preserve">: </w:t>
       </w:r>
       <w:r>
         <w:rPr>
@@ -1122,7 +1141,7 @@
           <w:szCs w:val="26"/>
           <w:lang w:val="fr-FR"/>
         </w:rPr>
-        <w:t xml:space="preserve"> Nai (ĐQL </w:t>
+        <w:t xml:space="preserve"> Nai (</w:t>
       </w:r>
       <w:proofErr w:type="spellStart"/>
       <w:r>
@@ -1140,6 +1159,24 @@
           <w:szCs w:val="26"/>
           <w:lang w:val="fr-FR"/>
         </w:rPr>
+        <w:t xml:space="preserve"> </w:t>
+      </w:r>
+      <w:proofErr w:type="spellStart"/>
+      <w:r>
+        <w:rPr>
+          <w:rFonts w:ascii="Times New Roman" w:hAnsi="Times New Roman"/>
+          <w:szCs w:val="26"/>
+          <w:lang w:val="fr-FR"/>
+        </w:rPr>
+        <w:t>lực</w:t>
+      </w:r>
+      <w:proofErr w:type="spellEnd"/>
+      <w:r>
+        <w:rPr>
+          <w:rFonts w:ascii="Times New Roman" w:hAnsi="Times New Roman"/>
+          <w:szCs w:val="26"/>
+          <w:lang w:val="fr-FR"/>
+        </w:rPr>
         <w:t xml:space="preserve"> Xuân </w:t>
       </w:r>
       <w:proofErr w:type="spellStart"/>
@@ -1422,25 +1459,7 @@
           <w:szCs w:val="26"/>
           <w:lang w:val="fr-FR"/>
         </w:rPr>
-        <w:t xml:space="preserve"> </w:t>
-      </w:r>
-      <w:proofErr w:type="gramStart"/>
-      <w:r>
-        <w:rPr>
-          <w:rFonts w:ascii="Times New Roman" w:hAnsi="Times New Roman"/>
-          <w:szCs w:val="26"/>
-          <w:lang w:val="fr-FR"/>
-        </w:rPr>
-        <w:t>là:</w:t>
-      </w:r>
-      <w:proofErr w:type="gramEnd"/>
-      <w:r>
-        <w:rPr>
-          <w:rFonts w:ascii="Times New Roman" w:hAnsi="Times New Roman"/>
-          <w:szCs w:val="26"/>
-          <w:lang w:val="fr-FR"/>
-        </w:rPr>
-        <w:t xml:space="preserve"> </w:t>
+        <w:t xml:space="preserve"> là: </w:t>
       </w:r>
       <w:r>
         <w:rPr>
@@ -1537,7 +1556,6 @@
         <w:t xml:space="preserve"> </w:t>
       </w:r>
       <w:proofErr w:type="spellStart"/>
-      <w:proofErr w:type="gramStart"/>
       <w:r>
         <w:rPr>
           <w:rFonts w:ascii="Times New Roman" w:hAnsi="Times New Roman"/>
@@ -1557,18 +1575,7 @@
           <w:szCs w:val="26"/>
           <w:lang w:val="fr-FR"/>
         </w:rPr>
-        <w:t>:</w:t>
-      </w:r>
-      <w:proofErr w:type="gramEnd"/>
-      <w:r>
-        <w:rPr>
-          <w:rFonts w:ascii="Times New Roman" w:hAnsi="Times New Roman"/>
-          <w:b/>
-          <w:i/>
-          <w:szCs w:val="26"/>
-          <w:lang w:val="fr-FR"/>
-        </w:rPr>
-        <w:t xml:space="preserve"> {STIEN_DCOC | </w:t>
+        <w:t xml:space="preserve">: {STIEN_DCOC | </w:t>
       </w:r>
       <w:proofErr w:type="spellStart"/>
       <w:r>
@@ -2360,7 +2367,7 @@
           <w:szCs w:val="26"/>
           <w:lang w:val="fr-FR"/>
         </w:rPr>
-        <w:t xml:space="preserve"> ĐQL </w:t>
+        <w:t xml:space="preserve"> </w:t>
       </w:r>
       <w:proofErr w:type="spellStart"/>
       <w:r>
@@ -2378,6 +2385,24 @@
           <w:szCs w:val="26"/>
           <w:lang w:val="fr-FR"/>
         </w:rPr>
+        <w:t xml:space="preserve"> </w:t>
+      </w:r>
+      <w:proofErr w:type="spellStart"/>
+      <w:r>
+        <w:rPr>
+          <w:rFonts w:ascii="Times New Roman" w:hAnsi="Times New Roman"/>
+          <w:szCs w:val="26"/>
+          <w:lang w:val="fr-FR"/>
+        </w:rPr>
+        <w:t>lực</w:t>
+      </w:r>
+      <w:proofErr w:type="spellEnd"/>
+      <w:r>
+        <w:rPr>
+          <w:rFonts w:ascii="Times New Roman" w:hAnsi="Times New Roman"/>
+          <w:szCs w:val="26"/>
+          <w:lang w:val="fr-FR"/>
+        </w:rPr>
         <w:t xml:space="preserve"> Xuân </w:t>
       </w:r>
       <w:proofErr w:type="spellStart"/>
@@ -2390,6 +2415,14 @@
         <w:t>Lộc</w:t>
       </w:r>
       <w:proofErr w:type="spellEnd"/>
+      <w:r>
+        <w:rPr>
+          <w:rFonts w:ascii="Times New Roman" w:hAnsi="Times New Roman"/>
+          <w:szCs w:val="26"/>
+          <w:lang w:val="fr-FR"/>
+        </w:rPr>
+        <w:t xml:space="preserve"> </w:t>
+      </w:r>
       <w:r>
         <w:rPr>
           <w:rFonts w:ascii="Times New Roman" w:hAnsi="Times New Roman"/>
@@ -2535,7 +2568,6 @@
         <w:t xml:space="preserve"> </w:t>
       </w:r>
       <w:proofErr w:type="spellStart"/>
-      <w:proofErr w:type="gramStart"/>
       <w:r>
         <w:rPr>
           <w:rFonts w:ascii="Times New Roman" w:hAnsi="Times New Roman"/>
@@ -2559,20 +2591,7 @@
           <w:szCs w:val="26"/>
           <w:lang w:val="fr-FR"/>
         </w:rPr>
-        <w:t xml:space="preserve">  0251.2218250</w:t>
-      </w:r>
-      <w:proofErr w:type="gramEnd"/>
-      <w:r>
-        <w:rPr>
-          <w:rFonts w:ascii="Times New Roman" w:hAnsi="Times New Roman"/>
-          <w:b/>
-          <w:bCs/>
-          <w:i/>
-          <w:iCs/>
-          <w:szCs w:val="26"/>
-          <w:lang w:val="fr-FR"/>
-        </w:rPr>
-        <w:t>)</w:t>
+        <w:t xml:space="preserve">  0251.2218250)</w:t>
       </w:r>
     </w:p>
     <w:p>
@@ -2638,7 +2657,17 @@
           <w:szCs w:val="26"/>
           <w:lang w:val="fr-FR"/>
         </w:rPr>
-        <w:t>qúy</w:t>
+        <w:t>q</w:t>
+      </w:r>
+      <w:r>
+        <w:rPr>
+          <w:rFonts w:ascii="Times New Roman" w:hAnsi="Times New Roman"/>
+          <w:b/>
+          <w:bCs/>
+          <w:szCs w:val="26"/>
+          <w:lang w:val="fr-FR"/>
+        </w:rPr>
+        <w:t>úy</w:t>
       </w:r>
       <w:proofErr w:type="spellEnd"/>
       <w:r>
@@ -2858,29 +2887,29 @@
           <w:szCs w:val="26"/>
           <w:lang w:val="fr-FR"/>
         </w:rPr>
-        <w:t>Đội</w:t>
-      </w:r>
-      <w:proofErr w:type="spellEnd"/>
-      <w:r>
-        <w:rPr>
-          <w:rFonts w:ascii="Times New Roman" w:hAnsi="Times New Roman"/>
-          <w:b/>
-          <w:bCs/>
-          <w:szCs w:val="26"/>
-          <w:lang w:val="fr-FR"/>
-        </w:rPr>
-        <w:t xml:space="preserve"> QL </w:t>
-      </w:r>
-      <w:proofErr w:type="spellStart"/>
-      <w:r>
-        <w:rPr>
-          <w:rFonts w:ascii="Times New Roman" w:hAnsi="Times New Roman"/>
-          <w:b/>
-          <w:bCs/>
-          <w:szCs w:val="26"/>
-          <w:lang w:val="fr-FR"/>
-        </w:rPr>
         <w:t>Điện</w:t>
+      </w:r>
+      <w:proofErr w:type="spellEnd"/>
+      <w:r>
+        <w:rPr>
+          <w:rFonts w:ascii="Times New Roman" w:hAnsi="Times New Roman"/>
+          <w:b/>
+          <w:bCs/>
+          <w:szCs w:val="26"/>
+          <w:lang w:val="fr-FR"/>
+        </w:rPr>
+        <w:t xml:space="preserve"> </w:t>
+      </w:r>
+      <w:proofErr w:type="spellStart"/>
+      <w:r>
+        <w:rPr>
+          <w:rFonts w:ascii="Times New Roman" w:hAnsi="Times New Roman"/>
+          <w:b/>
+          <w:bCs/>
+          <w:szCs w:val="26"/>
+          <w:lang w:val="fr-FR"/>
+        </w:rPr>
+        <w:t>lực</w:t>
       </w:r>
       <w:proofErr w:type="spellEnd"/>
       <w:r>
@@ -3835,7 +3864,7 @@
           <w:szCs w:val="28"/>
           <w:lang w:val="fr-FR"/>
         </w:rPr>
-        <w:t>ĐỘI TRƯỞNG</w:t>
+        <w:t>TRƯỞNG ĐIỆN LỰC</w:t>
       </w:r>
     </w:p>
     <w:p>
@@ -4025,7 +4054,6 @@
         <w:t xml:space="preserve"> </w:t>
       </w:r>
       <w:proofErr w:type="spellStart"/>
-      <w:proofErr w:type="gramStart"/>
       <w:r>
         <w:rPr>
           <w:sz w:val="26"/>
@@ -4043,7 +4071,6 @@
         </w:rPr>
         <w:t>:</w:t>
       </w:r>
-      <w:proofErr w:type="gramEnd"/>
       <w:r>
         <w:rPr>
           <w:b/>
@@ -4179,7 +4206,7 @@
           <w:szCs w:val="26"/>
           <w:lang w:val="fr-FR"/>
         </w:rPr>
-        <w:t xml:space="preserve"> Nai (ĐQL </w:t>
+        <w:t xml:space="preserve"> Nai (</w:t>
       </w:r>
       <w:proofErr w:type="spellStart"/>
       <w:r>
@@ -4197,10 +4224,27 @@
           <w:szCs w:val="26"/>
           <w:lang w:val="fr-FR"/>
         </w:rPr>
+        <w:t xml:space="preserve"> </w:t>
+      </w:r>
+      <w:proofErr w:type="spellStart"/>
+      <w:r>
+        <w:rPr>
+          <w:sz w:val="26"/>
+          <w:szCs w:val="26"/>
+          <w:lang w:val="fr-FR"/>
+        </w:rPr>
+        <w:t>lực</w:t>
+      </w:r>
+      <w:proofErr w:type="spellEnd"/>
+      <w:r>
+        <w:rPr>
+          <w:sz w:val="26"/>
+          <w:szCs w:val="26"/>
+          <w:lang w:val="fr-FR"/>
+        </w:rPr>
         <w:t xml:space="preserve"> Xuân </w:t>
       </w:r>
       <w:proofErr w:type="spellStart"/>
-      <w:proofErr w:type="gramStart"/>
       <w:r>
         <w:rPr>
           <w:sz w:val="26"/>
@@ -4228,7 +4272,6 @@
         <w:t>tính</w:t>
       </w:r>
       <w:proofErr w:type="spellEnd"/>
-      <w:proofErr w:type="gramEnd"/>
       <w:r>
         <w:rPr>
           <w:sz w:val="26"/>
@@ -4357,7 +4400,6 @@
         </w:rPr>
         <w:t xml:space="preserve"> </w:t>
       </w:r>
-      <w:proofErr w:type="gramStart"/>
       <w:r>
         <w:rPr>
           <w:sz w:val="26"/>
@@ -4373,17 +4415,7 @@
           <w:szCs w:val="26"/>
           <w:lang w:val="fr-FR"/>
         </w:rPr>
-        <w:t>:</w:t>
-      </w:r>
-      <w:proofErr w:type="gramEnd"/>
-      <w:r>
-        <w:rPr>
-          <w:b/>
-          <w:sz w:val="26"/>
-          <w:szCs w:val="26"/>
-          <w:lang w:val="fr-FR"/>
-        </w:rPr>
-        <w:t xml:space="preserve"> {STIEN_DCOC | </w:t>
+        <w:t xml:space="preserve">: {STIEN_DCOC | </w:t>
       </w:r>
       <w:proofErr w:type="spellStart"/>
       <w:r>
@@ -4458,7 +4490,6 @@
         <w:t xml:space="preserve"> </w:t>
       </w:r>
       <w:proofErr w:type="spellStart"/>
-      <w:proofErr w:type="gramStart"/>
       <w:r>
         <w:rPr>
           <w:rFonts w:ascii="Times New Roman" w:hAnsi="Times New Roman"/>
@@ -4482,16 +4513,7 @@
           <w:szCs w:val="26"/>
           <w:lang w:val="fr-FR"/>
         </w:rPr>
-        <w:t>:</w:t>
-      </w:r>
-      <w:proofErr w:type="gramEnd"/>
-      <w:r>
-        <w:rPr>
-          <w:rFonts w:ascii="Times New Roman" w:hAnsi="Times New Roman"/>
-          <w:szCs w:val="26"/>
-          <w:lang w:val="fr-FR"/>
-        </w:rPr>
-        <w:t xml:space="preserve"> </w:t>
+        <w:t xml:space="preserve">: </w:t>
       </w:r>
       <w:r>
         <w:rPr>
@@ -4608,18 +4630,8 @@
           <w:szCs w:val="26"/>
           <w:lang w:val="fr-FR"/>
         </w:rPr>
-        <w:t xml:space="preserve"> có</w:t>
-      </w:r>
-      <w:proofErr w:type="gramStart"/>
-      <w:r>
-        <w:rPr>
-          <w:sz w:val="26"/>
-          <w:szCs w:val="26"/>
-          <w:lang w:val="fr-FR"/>
-        </w:rPr>
-        <w:t>):...................................................................................................</w:t>
-      </w:r>
-      <w:proofErr w:type="gramEnd"/>
+        <w:t xml:space="preserve"> có):...................................................................................................</w:t>
+      </w:r>
     </w:p>
     <w:p>
       <w:pPr>
@@ -4786,7 +4798,23 @@
           <w:szCs w:val="26"/>
           <w:lang w:val="fr-FR"/>
         </w:rPr>
-        <w:t xml:space="preserve"> họ </w:t>
+        <w:t xml:space="preserve"> </w:t>
+      </w:r>
+      <w:proofErr w:type="spellStart"/>
+      <w:r>
+        <w:rPr>
+          <w:szCs w:val="26"/>
+          <w:lang w:val="fr-FR"/>
+        </w:rPr>
+        <w:t>họ</w:t>
+      </w:r>
+      <w:proofErr w:type="spellEnd"/>
+      <w:r>
+        <w:rPr>
+          <w:szCs w:val="26"/>
+          <w:lang w:val="fr-FR"/>
+        </w:rPr>
+        <w:t xml:space="preserve"> </w:t>
       </w:r>
       <w:proofErr w:type="spellStart"/>
       <w:r>
@@ -5898,7 +5926,7 @@
                 <w:szCs w:val="26"/>
                 <w:lang w:val="fr-FR"/>
               </w:rPr>
-              <w:t>đặt cọc bằng tiền cho hợp đồng mua bán điện</w:t>
+              <w:t>đặt cọc bằng tiền</w:t>
             </w:r>
             <w:r>
               <w:rPr>
@@ -5907,18 +5935,17 @@
                 <w:szCs w:val="26"/>
                 <w:lang w:val="fr-FR"/>
               </w:rPr>
-              <w:t xml:space="preserve"> </w:t>
+              <w:t xml:space="preserve"> đảm bảo thực hiện</w:t>
             </w:r>
-          </w:p>
-          <w:p>
-            <w:pPr>
-              <w:jc w:val="center"/>
+            <w:r>
               <w:rPr>
                 <w:rFonts w:eastAsia="Arial Unicode MS"/>
+                <w:noProof/>
                 <w:szCs w:val="26"/>
                 <w:lang w:val="fr-FR"/>
               </w:rPr>
-            </w:pPr>
+              <w:t xml:space="preserve"> hợp đồng mua bán điện</w:t>
+            </w:r>
           </w:p>
         </w:tc>
         <w:tc>
@@ -6273,7 +6300,6 @@
         <w:t xml:space="preserve"> </w:t>
       </w:r>
       <w:proofErr w:type="spellStart"/>
-      <w:proofErr w:type="gramStart"/>
       <w:r>
         <w:rPr>
           <w:b/>
@@ -6291,7 +6317,6 @@
         </w:rPr>
         <w:t>:</w:t>
       </w:r>
-      <w:proofErr w:type="gramEnd"/>
     </w:p>
     <w:p>
       <w:pPr>
@@ -6614,17 +6639,7 @@
                 <w:szCs w:val="24"/>
                 <w:lang w:val="fr-FR"/>
               </w:rPr>
-              <w:t>LIEN_</w:t>
-            </w:r>
-            <w:proofErr w:type="gramStart"/>
-            <w:r>
-              <w:rPr>
-                <w:rFonts w:ascii="Times New Roman" w:hAnsi="Times New Roman"/>
-                <w:sz w:val="24"/>
-                <w:szCs w:val="24"/>
-                <w:lang w:val="fr-FR"/>
-              </w:rPr>
-              <w:t>HE</w:t>
+              <w:t>LIEN_HE</w:t>
             </w:r>
             <w:r>
               <w:rPr>
@@ -6633,17 +6648,7 @@
                 <w:szCs w:val="24"/>
                 <w:lang w:val="fr-FR"/>
               </w:rPr>
-              <w:t>}{</w:t>
-            </w:r>
-            <w:proofErr w:type="gramEnd"/>
-            <w:r>
-              <w:rPr>
-                <w:rFonts w:ascii="Times New Roman" w:hAnsi="Times New Roman"/>
-                <w:sz w:val="24"/>
-                <w:szCs w:val="24"/>
-                <w:lang w:val="fr-FR"/>
-              </w:rPr>
-              <w:t>TEN_KH_LHE}</w:t>
+              <w:t>}{TEN_KH_LHE}</w:t>
             </w:r>
           </w:p>
         </w:tc>
@@ -7696,55 +7701,23 @@
           <w:sz w:val="28"/>
           <w:szCs w:val="28"/>
         </w:rPr>
-        <w:t>Đội</w:t>
-      </w:r>
-      <w:proofErr w:type="spellEnd"/>
-      <w:r>
-        <w:rPr>
-          <w:sz w:val="28"/>
-          <w:szCs w:val="28"/>
-        </w:rPr>
-        <w:t xml:space="preserve"> </w:t>
-      </w:r>
-      <w:proofErr w:type="spellStart"/>
-      <w:r>
-        <w:rPr>
-          <w:sz w:val="28"/>
-          <w:szCs w:val="28"/>
-        </w:rPr>
-        <w:t>quản</w:t>
-      </w:r>
-      <w:proofErr w:type="spellEnd"/>
-      <w:r>
-        <w:rPr>
-          <w:sz w:val="28"/>
-          <w:szCs w:val="28"/>
-        </w:rPr>
-        <w:t xml:space="preserve"> </w:t>
-      </w:r>
-      <w:proofErr w:type="spellStart"/>
-      <w:r>
-        <w:rPr>
-          <w:sz w:val="28"/>
-          <w:szCs w:val="28"/>
-        </w:rPr>
-        <w:t>lý</w:t>
-      </w:r>
-      <w:proofErr w:type="spellEnd"/>
-      <w:r>
-        <w:rPr>
-          <w:sz w:val="28"/>
-          <w:szCs w:val="28"/>
-        </w:rPr>
-        <w:t xml:space="preserve"> </w:t>
-      </w:r>
-      <w:proofErr w:type="spellStart"/>
-      <w:r>
-        <w:rPr>
-          <w:sz w:val="28"/>
-          <w:szCs w:val="28"/>
-        </w:rPr>
-        <w:t>điện</w:t>
+        <w:t>Điện</w:t>
+      </w:r>
+      <w:proofErr w:type="spellEnd"/>
+      <w:r>
+        <w:rPr>
+          <w:sz w:val="28"/>
+          <w:szCs w:val="28"/>
+        </w:rPr>
+        <w:t xml:space="preserve"> </w:t>
+      </w:r>
+      <w:proofErr w:type="spellStart"/>
+      <w:r>
+        <w:rPr>
+          <w:sz w:val="28"/>
+          <w:szCs w:val="28"/>
+        </w:rPr>
+        <w:t>lực</w:t>
       </w:r>
       <w:proofErr w:type="spellEnd"/>
       <w:r>
@@ -8356,7 +8329,23 @@
           <w:sz w:val="28"/>
           <w:szCs w:val="28"/>
         </w:rPr>
-        <w:t xml:space="preserve">: Nguyễn Trọng Nghĩa </w:t>
+        <w:t xml:space="preserve">: Nguyễn </w:t>
+      </w:r>
+      <w:proofErr w:type="spellStart"/>
+      <w:r>
+        <w:rPr>
+          <w:sz w:val="28"/>
+          <w:szCs w:val="28"/>
+        </w:rPr>
+        <w:t>Trọng</w:t>
+      </w:r>
+      <w:proofErr w:type="spellEnd"/>
+      <w:r>
+        <w:rPr>
+          <w:sz w:val="28"/>
+          <w:szCs w:val="28"/>
+        </w:rPr>
+        <w:t xml:space="preserve"> Nghĩa </w:t>
       </w:r>
       <w:r>
         <w:rPr>
@@ -8435,94 +8424,85 @@
           <w:sz w:val="28"/>
           <w:szCs w:val="28"/>
         </w:rPr>
-        <w:t>đội</w:t>
-      </w:r>
-      <w:proofErr w:type="spellEnd"/>
-      <w:r>
-        <w:rPr>
-          <w:sz w:val="28"/>
-          <w:szCs w:val="28"/>
-        </w:rPr>
-        <w:t xml:space="preserve"> </w:t>
-      </w:r>
-      <w:proofErr w:type="spellStart"/>
-      <w:r>
-        <w:rPr>
-          <w:sz w:val="28"/>
-          <w:szCs w:val="28"/>
-        </w:rPr>
-        <w:t>trưởng</w:t>
-      </w:r>
-      <w:proofErr w:type="spellEnd"/>
-      <w:r>
-        <w:rPr>
-          <w:sz w:val="28"/>
-          <w:szCs w:val="28"/>
-        </w:rPr>
-        <w:t xml:space="preserve"> </w:t>
-      </w:r>
-      <w:r>
-        <w:rPr>
-          <w:sz w:val="28"/>
-          <w:szCs w:val="28"/>
-        </w:rPr>
-        <w:t xml:space="preserve">- </w:t>
-      </w:r>
-      <w:proofErr w:type="spellStart"/>
-      <w:r>
-        <w:rPr>
-          <w:sz w:val="28"/>
-          <w:szCs w:val="28"/>
-        </w:rPr>
-        <w:t>Đội</w:t>
-      </w:r>
-      <w:proofErr w:type="spellEnd"/>
-      <w:r>
-        <w:rPr>
-          <w:sz w:val="28"/>
-          <w:szCs w:val="28"/>
-        </w:rPr>
-        <w:t xml:space="preserve"> </w:t>
-      </w:r>
-      <w:proofErr w:type="spellStart"/>
-      <w:r>
-        <w:rPr>
-          <w:sz w:val="28"/>
-          <w:szCs w:val="28"/>
-        </w:rPr>
-        <w:t>quản</w:t>
-      </w:r>
-      <w:proofErr w:type="spellEnd"/>
-      <w:r>
-        <w:rPr>
-          <w:sz w:val="28"/>
-          <w:szCs w:val="28"/>
-        </w:rPr>
-        <w:t xml:space="preserve"> </w:t>
-      </w:r>
-      <w:proofErr w:type="spellStart"/>
-      <w:r>
-        <w:rPr>
-          <w:sz w:val="28"/>
-          <w:szCs w:val="28"/>
-        </w:rPr>
-        <w:t>lý</w:t>
-      </w:r>
-      <w:proofErr w:type="spellEnd"/>
-      <w:r>
-        <w:rPr>
-          <w:sz w:val="28"/>
-          <w:szCs w:val="28"/>
-        </w:rPr>
-        <w:t xml:space="preserve"> </w:t>
-      </w:r>
-      <w:proofErr w:type="spellStart"/>
-      <w:r>
-        <w:rPr>
-          <w:sz w:val="28"/>
-          <w:szCs w:val="28"/>
-        </w:rPr>
-        <w:t>điện</w:t>
+        <w:t>Trưởng</w:t>
+      </w:r>
+      <w:proofErr w:type="spellEnd"/>
+      <w:r>
+        <w:rPr>
+          <w:sz w:val="28"/>
+          <w:szCs w:val="28"/>
+        </w:rPr>
+        <w:t xml:space="preserve"> </w:t>
+      </w:r>
+      <w:proofErr w:type="spellStart"/>
+      <w:r>
+        <w:rPr>
+          <w:sz w:val="28"/>
+          <w:szCs w:val="28"/>
+        </w:rPr>
+        <w:t>Điện</w:t>
+      </w:r>
+      <w:proofErr w:type="spellEnd"/>
+      <w:r>
+        <w:rPr>
+          <w:sz w:val="28"/>
+          <w:szCs w:val="28"/>
+        </w:rPr>
+        <w:t xml:space="preserve"> </w:t>
+      </w:r>
+      <w:proofErr w:type="spellStart"/>
+      <w:r>
+        <w:rPr>
+          <w:sz w:val="28"/>
+          <w:szCs w:val="28"/>
+        </w:rPr>
+        <w:t>lực</w:t>
+      </w:r>
+      <w:proofErr w:type="spellEnd"/>
+      <w:r>
+        <w:rPr>
+          <w:sz w:val="28"/>
+          <w:szCs w:val="28"/>
+        </w:rPr>
+        <w:t xml:space="preserve"> </w:t>
+      </w:r>
+      <w:r>
+        <w:rPr>
+          <w:sz w:val="28"/>
+          <w:szCs w:val="28"/>
+        </w:rPr>
+        <w:t>–</w:t>
+      </w:r>
+      <w:r>
+        <w:rPr>
+          <w:sz w:val="28"/>
+          <w:szCs w:val="28"/>
+        </w:rPr>
+        <w:t xml:space="preserve"> </w:t>
+      </w:r>
+      <w:proofErr w:type="spellStart"/>
+      <w:r>
+        <w:rPr>
+          <w:sz w:val="28"/>
+          <w:szCs w:val="28"/>
+        </w:rPr>
+        <w:t>Điện</w:t>
+      </w:r>
+      <w:proofErr w:type="spellEnd"/>
+      <w:r>
+        <w:rPr>
+          <w:sz w:val="28"/>
+          <w:szCs w:val="28"/>
+        </w:rPr>
+        <w:t xml:space="preserve"> </w:t>
+      </w:r>
+      <w:proofErr w:type="spellStart"/>
+      <w:r>
+        <w:rPr>
+          <w:sz w:val="28"/>
+          <w:szCs w:val="28"/>
+        </w:rPr>
+        <w:t>lực</w:t>
       </w:r>
       <w:proofErr w:type="spellEnd"/>
       <w:r>
@@ -8623,7 +8603,7 @@
           <w:sz w:val="28"/>
           <w:szCs w:val="28"/>
         </w:rPr>
-        <w:t xml:space="preserve"> 6465/GUQ-EVNSPC </w:t>
+        <w:t xml:space="preserve"> 2187/GUQ-PCĐN </w:t>
       </w:r>
       <w:proofErr w:type="spellStart"/>
       <w:r>
@@ -8639,231 +8619,7 @@
           <w:sz w:val="28"/>
           <w:szCs w:val="28"/>
         </w:rPr>
-        <w:t xml:space="preserve"> 02/07/2025 </w:t>
-      </w:r>
-      <w:proofErr w:type="spellStart"/>
-      <w:r>
-        <w:rPr>
-          <w:sz w:val="28"/>
-          <w:szCs w:val="28"/>
-        </w:rPr>
-        <w:t>của</w:t>
-      </w:r>
-      <w:proofErr w:type="spellEnd"/>
-      <w:r>
-        <w:rPr>
-          <w:sz w:val="28"/>
-          <w:szCs w:val="28"/>
-        </w:rPr>
-        <w:t xml:space="preserve"> </w:t>
-      </w:r>
-      <w:proofErr w:type="spellStart"/>
-      <w:r>
-        <w:rPr>
-          <w:sz w:val="28"/>
-          <w:szCs w:val="28"/>
-        </w:rPr>
-        <w:t>ông</w:t>
-      </w:r>
-      <w:proofErr w:type="spellEnd"/>
-      <w:r>
-        <w:rPr>
-          <w:sz w:val="28"/>
-          <w:szCs w:val="28"/>
-        </w:rPr>
-        <w:t xml:space="preserve"> Nguyễn </w:t>
-      </w:r>
-      <w:proofErr w:type="spellStart"/>
-      <w:r>
-        <w:rPr>
-          <w:sz w:val="28"/>
-          <w:szCs w:val="28"/>
-        </w:rPr>
-        <w:t>Phước</w:t>
-      </w:r>
-      <w:proofErr w:type="spellEnd"/>
-      <w:r>
-        <w:rPr>
-          <w:sz w:val="28"/>
-          <w:szCs w:val="28"/>
-        </w:rPr>
-        <w:t xml:space="preserve"> Đức – </w:t>
-      </w:r>
-      <w:proofErr w:type="spellStart"/>
-      <w:r>
-        <w:rPr>
-          <w:sz w:val="28"/>
-          <w:szCs w:val="28"/>
-        </w:rPr>
-        <w:t>Chức</w:t>
-      </w:r>
-      <w:proofErr w:type="spellEnd"/>
-      <w:r>
-        <w:rPr>
-          <w:sz w:val="28"/>
-          <w:szCs w:val="28"/>
-        </w:rPr>
-        <w:t xml:space="preserve"> </w:t>
-      </w:r>
-      <w:proofErr w:type="spellStart"/>
-      <w:r>
-        <w:rPr>
-          <w:sz w:val="28"/>
-          <w:szCs w:val="28"/>
-        </w:rPr>
-        <w:t>vụ</w:t>
-      </w:r>
-      <w:proofErr w:type="spellEnd"/>
-      <w:r>
-        <w:rPr>
-          <w:sz w:val="28"/>
-          <w:szCs w:val="28"/>
-        </w:rPr>
-        <w:t xml:space="preserve">: </w:t>
-      </w:r>
-      <w:proofErr w:type="spellStart"/>
-      <w:r>
-        <w:rPr>
-          <w:sz w:val="28"/>
-          <w:szCs w:val="28"/>
-        </w:rPr>
-        <w:t>Tổng</w:t>
-      </w:r>
-      <w:proofErr w:type="spellEnd"/>
-      <w:r>
-        <w:rPr>
-          <w:sz w:val="28"/>
-          <w:szCs w:val="28"/>
-        </w:rPr>
-        <w:t xml:space="preserve"> </w:t>
-      </w:r>
-      <w:proofErr w:type="spellStart"/>
-      <w:r>
-        <w:rPr>
-          <w:sz w:val="28"/>
-          <w:szCs w:val="28"/>
-        </w:rPr>
-        <w:t>Giám</w:t>
-      </w:r>
-      <w:proofErr w:type="spellEnd"/>
-      <w:r>
-        <w:rPr>
-          <w:sz w:val="28"/>
-          <w:szCs w:val="28"/>
-        </w:rPr>
-        <w:t xml:space="preserve"> </w:t>
-      </w:r>
-      <w:proofErr w:type="spellStart"/>
-      <w:r>
-        <w:rPr>
-          <w:sz w:val="28"/>
-          <w:szCs w:val="28"/>
-        </w:rPr>
-        <w:t>đốc</w:t>
-      </w:r>
-      <w:proofErr w:type="spellEnd"/>
-      <w:r>
-        <w:rPr>
-          <w:sz w:val="28"/>
-          <w:szCs w:val="28"/>
-        </w:rPr>
-        <w:t xml:space="preserve"> </w:t>
-      </w:r>
-      <w:proofErr w:type="spellStart"/>
-      <w:r>
-        <w:rPr>
-          <w:sz w:val="28"/>
-          <w:szCs w:val="28"/>
-        </w:rPr>
-        <w:t>Tổng</w:t>
-      </w:r>
-      <w:proofErr w:type="spellEnd"/>
-      <w:r>
-        <w:rPr>
-          <w:sz w:val="28"/>
-          <w:szCs w:val="28"/>
-        </w:rPr>
-        <w:t xml:space="preserve"> Công ty </w:t>
-      </w:r>
-      <w:proofErr w:type="spellStart"/>
-      <w:r>
-        <w:rPr>
-          <w:sz w:val="28"/>
-          <w:szCs w:val="28"/>
-        </w:rPr>
-        <w:t>Điện</w:t>
-      </w:r>
-      <w:proofErr w:type="spellEnd"/>
-      <w:r>
-        <w:rPr>
-          <w:sz w:val="28"/>
-          <w:szCs w:val="28"/>
-        </w:rPr>
-        <w:t xml:space="preserve"> </w:t>
-      </w:r>
-      <w:proofErr w:type="spellStart"/>
-      <w:r>
-        <w:rPr>
-          <w:sz w:val="28"/>
-          <w:szCs w:val="28"/>
-        </w:rPr>
-        <w:t>lực</w:t>
-      </w:r>
-      <w:proofErr w:type="spellEnd"/>
-      <w:r>
-        <w:rPr>
-          <w:sz w:val="28"/>
-          <w:szCs w:val="28"/>
-        </w:rPr>
-        <w:t xml:space="preserve"> </w:t>
-      </w:r>
-      <w:proofErr w:type="spellStart"/>
-      <w:r>
-        <w:rPr>
-          <w:sz w:val="28"/>
-          <w:szCs w:val="28"/>
-        </w:rPr>
-        <w:t>miền</w:t>
-      </w:r>
-      <w:proofErr w:type="spellEnd"/>
-      <w:r>
-        <w:rPr>
-          <w:sz w:val="28"/>
-          <w:szCs w:val="28"/>
-        </w:rPr>
-        <w:t xml:space="preserve"> Nam TNHH; </w:t>
-      </w:r>
-      <w:proofErr w:type="spellStart"/>
-      <w:r>
-        <w:rPr>
-          <w:sz w:val="28"/>
-          <w:szCs w:val="28"/>
-        </w:rPr>
-        <w:t>Số</w:t>
-      </w:r>
-      <w:proofErr w:type="spellEnd"/>
-      <w:r>
-        <w:rPr>
-          <w:sz w:val="28"/>
-          <w:szCs w:val="28"/>
-        </w:rPr>
-        <w:t xml:space="preserve"> 1477/GUQ-PCĐN </w:t>
-      </w:r>
-      <w:proofErr w:type="spellStart"/>
-      <w:r>
-        <w:rPr>
-          <w:sz w:val="28"/>
-          <w:szCs w:val="28"/>
-        </w:rPr>
-        <w:t>ngày</w:t>
-      </w:r>
-      <w:proofErr w:type="spellEnd"/>
-      <w:r>
-        <w:rPr>
-          <w:sz w:val="28"/>
-          <w:szCs w:val="28"/>
-        </w:rPr>
-        <w:t xml:space="preserve"> 01/08/2025 </w:t>
+        <w:t xml:space="preserve"> 02/03/2026 </w:t>
       </w:r>
       <w:proofErr w:type="spellStart"/>
       <w:r>
@@ -9161,29 +8917,17 @@
           <w:sz w:val="28"/>
           <w:szCs w:val="28"/>
         </w:rPr>
-        <w:t>{DCHI_</w:t>
-      </w:r>
-      <w:proofErr w:type="gramStart"/>
-      <w:r>
-        <w:rPr>
-          <w:color w:val="000099"/>
+        <w:t>{DCHI_DDIEN}</w:t>
+      </w:r>
+      <w:r>
+        <w:rPr>
           <w:spacing w:val="-9"/>
           <w:w w:val="105"/>
           <w:sz w:val="28"/>
           <w:szCs w:val="28"/>
         </w:rPr>
-        <w:t>DDIEN}</w:t>
-      </w:r>
-      <w:r>
-        <w:rPr>
-          <w:spacing w:val="-9"/>
-          <w:w w:val="105"/>
-          <w:sz w:val="28"/>
-          <w:szCs w:val="28"/>
-        </w:rPr>
         <w:t>.</w:t>
       </w:r>
-      <w:proofErr w:type="gramEnd"/>
     </w:p>
     <w:p>
       <w:pPr>
@@ -9361,9 +9105,8 @@
           <w:sz w:val="28"/>
           <w:szCs w:val="28"/>
         </w:rPr>
-        <w:t>): {TEN_</w:t>
-      </w:r>
-      <w:proofErr w:type="gramStart"/>
+        <w:t>): {TEN_DDIEN}</w:t>
+      </w:r>
       <w:r>
         <w:rPr>
           <w:bCs/>
@@ -9371,8 +9114,9 @@
           <w:sz w:val="28"/>
           <w:szCs w:val="28"/>
         </w:rPr>
-        <w:t>DDIEN}</w:t>
-      </w:r>
+        <w:t xml:space="preserve">  </w:t>
+      </w:r>
+      <w:proofErr w:type="spellStart"/>
       <w:r>
         <w:rPr>
           <w:bCs/>
@@ -9380,20 +9124,9 @@
           <w:sz w:val="28"/>
           <w:szCs w:val="28"/>
         </w:rPr>
-        <w:t xml:space="preserve">  </w:t>
-      </w:r>
-      <w:proofErr w:type="spellStart"/>
-      <w:r>
-        <w:rPr>
-          <w:bCs/>
-          <w:color w:val="000000"/>
-          <w:sz w:val="28"/>
-          <w:szCs w:val="28"/>
-        </w:rPr>
         <w:t>Chức</w:t>
       </w:r>
       <w:proofErr w:type="spellEnd"/>
-      <w:proofErr w:type="gramEnd"/>
       <w:r>
         <w:rPr>
           <w:bCs/>
@@ -11664,573 +11397,573 @@
           <w:sz w:val="28"/>
           <w:szCs w:val="28"/>
         </w:rPr>
+        <w:t>điện</w:t>
+      </w:r>
+      <w:proofErr w:type="spellEnd"/>
+      <w:r>
+        <w:rPr>
+          <w:bCs/>
+          <w:sz w:val="28"/>
+          <w:szCs w:val="28"/>
+        </w:rPr>
+        <w:t xml:space="preserve"> </w:t>
+      </w:r>
+      <w:proofErr w:type="spellStart"/>
+      <w:r>
+        <w:rPr>
+          <w:bCs/>
+          <w:sz w:val="28"/>
+          <w:szCs w:val="28"/>
+        </w:rPr>
+        <w:t>bình</w:t>
+      </w:r>
+      <w:proofErr w:type="spellEnd"/>
+      <w:r>
+        <w:rPr>
+          <w:bCs/>
+          <w:sz w:val="28"/>
+          <w:szCs w:val="28"/>
+        </w:rPr>
+        <w:t xml:space="preserve"> </w:t>
+      </w:r>
+      <w:proofErr w:type="spellStart"/>
+      <w:r>
+        <w:rPr>
+          <w:bCs/>
+          <w:sz w:val="28"/>
+          <w:szCs w:val="28"/>
+        </w:rPr>
+        <w:t>quân</w:t>
+      </w:r>
+      <w:proofErr w:type="spellEnd"/>
+      <w:r>
+        <w:rPr>
+          <w:bCs/>
+          <w:sz w:val="28"/>
+          <w:szCs w:val="28"/>
+        </w:rPr>
+        <w:t xml:space="preserve"> </w:t>
+      </w:r>
+      <w:proofErr w:type="spellStart"/>
+      <w:r>
+        <w:rPr>
+          <w:bCs/>
+          <w:sz w:val="28"/>
+          <w:szCs w:val="28"/>
+        </w:rPr>
+        <w:t>sử</w:t>
+      </w:r>
+      <w:proofErr w:type="spellEnd"/>
+      <w:r>
+        <w:rPr>
+          <w:bCs/>
+          <w:sz w:val="28"/>
+          <w:szCs w:val="28"/>
+        </w:rPr>
+        <w:t xml:space="preserve"> </w:t>
+      </w:r>
+      <w:proofErr w:type="spellStart"/>
+      <w:r>
+        <w:rPr>
+          <w:bCs/>
+          <w:sz w:val="28"/>
+          <w:szCs w:val="28"/>
+        </w:rPr>
+        <w:t>dụng</w:t>
+      </w:r>
+      <w:proofErr w:type="spellEnd"/>
+      <w:r>
+        <w:rPr>
+          <w:bCs/>
+          <w:sz w:val="28"/>
+          <w:szCs w:val="28"/>
+        </w:rPr>
+        <w:t xml:space="preserve"> </w:t>
+      </w:r>
+      <w:proofErr w:type="spellStart"/>
+      <w:r>
+        <w:rPr>
+          <w:bCs/>
+          <w:sz w:val="28"/>
+          <w:szCs w:val="28"/>
+        </w:rPr>
+        <w:t>thực</w:t>
+      </w:r>
+      <w:proofErr w:type="spellEnd"/>
+      <w:r>
+        <w:rPr>
+          <w:bCs/>
+          <w:sz w:val="28"/>
+          <w:szCs w:val="28"/>
+        </w:rPr>
+        <w:t xml:space="preserve"> </w:t>
+      </w:r>
+      <w:proofErr w:type="spellStart"/>
+      <w:r>
+        <w:rPr>
+          <w:bCs/>
+          <w:sz w:val="28"/>
+          <w:szCs w:val="28"/>
+        </w:rPr>
+        <w:t>tế</w:t>
+      </w:r>
+      <w:proofErr w:type="spellEnd"/>
+      <w:r>
+        <w:rPr>
+          <w:bCs/>
+          <w:sz w:val="28"/>
+          <w:szCs w:val="28"/>
+        </w:rPr>
+        <w:t xml:space="preserve"> </w:t>
+      </w:r>
+      <w:proofErr w:type="spellStart"/>
+      <w:r>
+        <w:rPr>
+          <w:bCs/>
+          <w:sz w:val="28"/>
+          <w:szCs w:val="28"/>
+        </w:rPr>
+        <w:t>trong</w:t>
+      </w:r>
+      <w:proofErr w:type="spellEnd"/>
+      <w:r>
+        <w:rPr>
+          <w:bCs/>
+          <w:sz w:val="28"/>
+          <w:szCs w:val="28"/>
+        </w:rPr>
+        <w:t xml:space="preserve"> 12 </w:t>
+      </w:r>
+      <w:proofErr w:type="spellStart"/>
+      <w:r>
+        <w:rPr>
+          <w:bCs/>
+          <w:sz w:val="28"/>
+          <w:szCs w:val="28"/>
+        </w:rPr>
+        <w:t>tháng</w:t>
+      </w:r>
+      <w:proofErr w:type="spellEnd"/>
+      <w:r>
+        <w:rPr>
+          <w:bCs/>
+          <w:sz w:val="28"/>
+          <w:szCs w:val="28"/>
+        </w:rPr>
+        <w:t xml:space="preserve"> </w:t>
+      </w:r>
+      <w:proofErr w:type="spellStart"/>
+      <w:r>
+        <w:rPr>
+          <w:bCs/>
+          <w:sz w:val="28"/>
+          <w:szCs w:val="28"/>
+        </w:rPr>
+        <w:t>trước</w:t>
+      </w:r>
+      <w:proofErr w:type="spellEnd"/>
+      <w:r>
+        <w:rPr>
+          <w:bCs/>
+          <w:sz w:val="28"/>
+          <w:szCs w:val="28"/>
+        </w:rPr>
+        <w:t xml:space="preserve"> </w:t>
+      </w:r>
+      <w:proofErr w:type="spellStart"/>
+      <w:r>
+        <w:rPr>
+          <w:bCs/>
+          <w:sz w:val="28"/>
+          <w:szCs w:val="28"/>
+        </w:rPr>
+        <w:t>liền</w:t>
+      </w:r>
+      <w:proofErr w:type="spellEnd"/>
+      <w:r>
+        <w:rPr>
+          <w:bCs/>
+          <w:sz w:val="28"/>
+          <w:szCs w:val="28"/>
+        </w:rPr>
+        <w:t xml:space="preserve"> </w:t>
+      </w:r>
+      <w:proofErr w:type="spellStart"/>
+      <w:r>
+        <w:rPr>
+          <w:bCs/>
+          <w:sz w:val="28"/>
+          <w:szCs w:val="28"/>
+        </w:rPr>
+        <w:t>kề</w:t>
+      </w:r>
+      <w:proofErr w:type="spellEnd"/>
+      <w:r>
+        <w:rPr>
+          <w:bCs/>
+          <w:sz w:val="28"/>
+          <w:szCs w:val="28"/>
+        </w:rPr>
+        <w:t xml:space="preserve"> (</w:t>
+      </w:r>
+      <w:proofErr w:type="spellStart"/>
+      <w:r>
+        <w:rPr>
+          <w:bCs/>
+          <w:sz w:val="28"/>
+          <w:szCs w:val="28"/>
+        </w:rPr>
+        <w:t>hoặc</w:t>
+      </w:r>
+      <w:proofErr w:type="spellEnd"/>
+      <w:r>
+        <w:rPr>
+          <w:bCs/>
+          <w:sz w:val="28"/>
+          <w:szCs w:val="28"/>
+        </w:rPr>
+        <w:t xml:space="preserve"> </w:t>
+      </w:r>
+      <w:proofErr w:type="spellStart"/>
+      <w:r>
+        <w:rPr>
+          <w:bCs/>
+          <w:sz w:val="28"/>
+          <w:szCs w:val="28"/>
+        </w:rPr>
+        <w:t>ngắn</w:t>
+      </w:r>
+      <w:proofErr w:type="spellEnd"/>
+      <w:r>
+        <w:rPr>
+          <w:bCs/>
+          <w:sz w:val="28"/>
+          <w:szCs w:val="28"/>
+        </w:rPr>
+        <w:t xml:space="preserve"> </w:t>
+      </w:r>
+      <w:proofErr w:type="spellStart"/>
+      <w:r>
+        <w:rPr>
+          <w:bCs/>
+          <w:sz w:val="28"/>
+          <w:szCs w:val="28"/>
+        </w:rPr>
+        <w:t>hơn</w:t>
+      </w:r>
+      <w:proofErr w:type="spellEnd"/>
+      <w:r>
+        <w:rPr>
+          <w:bCs/>
+          <w:sz w:val="28"/>
+          <w:szCs w:val="28"/>
+        </w:rPr>
+        <w:t xml:space="preserve"> </w:t>
+      </w:r>
+      <w:proofErr w:type="spellStart"/>
+      <w:r>
+        <w:rPr>
+          <w:bCs/>
+          <w:sz w:val="28"/>
+          <w:szCs w:val="28"/>
+        </w:rPr>
+        <w:t>nếu</w:t>
+      </w:r>
+      <w:proofErr w:type="spellEnd"/>
+      <w:r>
+        <w:rPr>
+          <w:bCs/>
+          <w:sz w:val="28"/>
+          <w:szCs w:val="28"/>
+        </w:rPr>
+        <w:t xml:space="preserve"> </w:t>
+      </w:r>
+      <w:proofErr w:type="spellStart"/>
+      <w:r>
+        <w:rPr>
+          <w:bCs/>
+          <w:sz w:val="28"/>
+          <w:szCs w:val="28"/>
+        </w:rPr>
+        <w:t>thời</w:t>
+      </w:r>
+      <w:proofErr w:type="spellEnd"/>
+      <w:r>
+        <w:rPr>
+          <w:bCs/>
+          <w:sz w:val="28"/>
+          <w:szCs w:val="28"/>
+        </w:rPr>
+        <w:t xml:space="preserve"> </w:t>
+      </w:r>
+      <w:proofErr w:type="spellStart"/>
+      <w:r>
+        <w:rPr>
+          <w:bCs/>
+          <w:sz w:val="28"/>
+          <w:szCs w:val="28"/>
+        </w:rPr>
+        <w:t>gian</w:t>
+      </w:r>
+      <w:proofErr w:type="spellEnd"/>
+      <w:r>
+        <w:rPr>
+          <w:bCs/>
+          <w:sz w:val="28"/>
+          <w:szCs w:val="28"/>
+        </w:rPr>
+        <w:t xml:space="preserve"> </w:t>
+      </w:r>
+      <w:proofErr w:type="spellStart"/>
+      <w:r>
+        <w:rPr>
+          <w:bCs/>
+          <w:sz w:val="28"/>
+          <w:szCs w:val="28"/>
+        </w:rPr>
+        <w:t>sử</w:t>
+      </w:r>
+      <w:proofErr w:type="spellEnd"/>
+      <w:r>
+        <w:rPr>
+          <w:bCs/>
+          <w:sz w:val="28"/>
+          <w:szCs w:val="28"/>
+        </w:rPr>
+        <w:t xml:space="preserve"> </w:t>
+      </w:r>
+      <w:proofErr w:type="spellStart"/>
+      <w:r>
+        <w:rPr>
+          <w:bCs/>
+          <w:sz w:val="28"/>
+          <w:szCs w:val="28"/>
+        </w:rPr>
+        <w:t>dụng</w:t>
+      </w:r>
+      <w:proofErr w:type="spellEnd"/>
+      <w:r>
+        <w:rPr>
+          <w:bCs/>
+          <w:sz w:val="28"/>
+          <w:szCs w:val="28"/>
+        </w:rPr>
+        <w:t xml:space="preserve"> </w:t>
+      </w:r>
+      <w:proofErr w:type="spellStart"/>
+      <w:r>
+        <w:rPr>
+          <w:bCs/>
+          <w:sz w:val="28"/>
+          <w:szCs w:val="28"/>
+        </w:rPr>
+        <w:t>điện</w:t>
+      </w:r>
+      <w:proofErr w:type="spellEnd"/>
+      <w:r>
+        <w:rPr>
+          <w:bCs/>
+          <w:sz w:val="28"/>
+          <w:szCs w:val="28"/>
+        </w:rPr>
+        <w:t xml:space="preserve"> </w:t>
+      </w:r>
+      <w:proofErr w:type="spellStart"/>
+      <w:r>
+        <w:rPr>
+          <w:bCs/>
+          <w:sz w:val="28"/>
+          <w:szCs w:val="28"/>
+        </w:rPr>
+        <w:t>dưới</w:t>
+      </w:r>
+      <w:proofErr w:type="spellEnd"/>
+      <w:r>
+        <w:rPr>
+          <w:bCs/>
+          <w:sz w:val="28"/>
+          <w:szCs w:val="28"/>
+        </w:rPr>
+        <w:t xml:space="preserve"> 12 </w:t>
+      </w:r>
+      <w:proofErr w:type="spellStart"/>
+      <w:r>
+        <w:rPr>
+          <w:bCs/>
+          <w:sz w:val="28"/>
+          <w:szCs w:val="28"/>
+        </w:rPr>
+        <w:t>tháng</w:t>
+      </w:r>
+      <w:proofErr w:type="spellEnd"/>
+      <w:r>
+        <w:rPr>
+          <w:bCs/>
+          <w:sz w:val="28"/>
+          <w:szCs w:val="28"/>
+        </w:rPr>
+        <w:t>)</w:t>
+      </w:r>
+      <w:r>
+        <w:rPr>
+          <w:bCs/>
+          <w:sz w:val="28"/>
+          <w:szCs w:val="28"/>
+        </w:rPr>
+        <w:t xml:space="preserve"> </w:t>
+      </w:r>
+      <w:proofErr w:type="spellStart"/>
+      <w:r>
+        <w:rPr>
+          <w:bCs/>
+          <w:sz w:val="28"/>
+          <w:szCs w:val="28"/>
+        </w:rPr>
+        <w:t>của</w:t>
+      </w:r>
+      <w:proofErr w:type="spellEnd"/>
+      <w:r>
+        <w:rPr>
+          <w:bCs/>
+          <w:sz w:val="28"/>
+          <w:szCs w:val="28"/>
+        </w:rPr>
+        <w:t xml:space="preserve"> </w:t>
+      </w:r>
+      <w:proofErr w:type="spellStart"/>
+      <w:r>
+        <w:rPr>
+          <w:bCs/>
+          <w:sz w:val="28"/>
+          <w:szCs w:val="28"/>
+        </w:rPr>
+        <w:t>Bên</w:t>
+      </w:r>
+      <w:proofErr w:type="spellEnd"/>
+      <w:r>
+        <w:rPr>
+          <w:bCs/>
+          <w:sz w:val="28"/>
+          <w:szCs w:val="28"/>
+        </w:rPr>
+        <w:t xml:space="preserve"> B </w:t>
+      </w:r>
+      <w:proofErr w:type="spellStart"/>
+      <w:r>
+        <w:rPr>
+          <w:bCs/>
+          <w:sz w:val="28"/>
+          <w:szCs w:val="28"/>
+        </w:rPr>
+        <w:t>thì</w:t>
+      </w:r>
+      <w:proofErr w:type="spellEnd"/>
+      <w:r>
+        <w:rPr>
+          <w:bCs/>
+          <w:sz w:val="28"/>
+          <w:szCs w:val="28"/>
+        </w:rPr>
+        <w:t xml:space="preserve"> </w:t>
+      </w:r>
+      <w:proofErr w:type="spellStart"/>
+      <w:r>
+        <w:rPr>
+          <w:bCs/>
+          <w:sz w:val="28"/>
+          <w:szCs w:val="28"/>
+        </w:rPr>
+        <w:t>Bên</w:t>
+      </w:r>
+      <w:proofErr w:type="spellEnd"/>
+      <w:r>
+        <w:rPr>
+          <w:bCs/>
+          <w:sz w:val="28"/>
+          <w:szCs w:val="28"/>
+        </w:rPr>
+        <w:t xml:space="preserve"> B </w:t>
+      </w:r>
+      <w:proofErr w:type="spellStart"/>
+      <w:r>
+        <w:rPr>
+          <w:bCs/>
+          <w:sz w:val="28"/>
+          <w:szCs w:val="28"/>
+        </w:rPr>
+        <w:t>phải</w:t>
+      </w:r>
+      <w:proofErr w:type="spellEnd"/>
+      <w:r>
+        <w:rPr>
+          <w:bCs/>
+          <w:sz w:val="28"/>
+          <w:szCs w:val="28"/>
+        </w:rPr>
+        <w:t xml:space="preserve"> </w:t>
+      </w:r>
+      <w:proofErr w:type="spellStart"/>
+      <w:r>
+        <w:rPr>
+          <w:bCs/>
+          <w:sz w:val="28"/>
+          <w:szCs w:val="28"/>
+        </w:rPr>
+        <w:t>tăng</w:t>
+      </w:r>
+      <w:proofErr w:type="spellEnd"/>
+      <w:r>
+        <w:rPr>
+          <w:bCs/>
+          <w:sz w:val="28"/>
+          <w:szCs w:val="28"/>
+        </w:rPr>
+        <w:t xml:space="preserve"> </w:t>
+      </w:r>
+      <w:proofErr w:type="spellStart"/>
+      <w:r>
+        <w:rPr>
+          <w:bCs/>
+          <w:sz w:val="28"/>
+          <w:szCs w:val="28"/>
+        </w:rPr>
+        <w:t>giá</w:t>
+      </w:r>
+      <w:proofErr w:type="spellEnd"/>
+      <w:r>
+        <w:rPr>
+          <w:bCs/>
+          <w:sz w:val="28"/>
+          <w:szCs w:val="28"/>
+        </w:rPr>
+        <w:t xml:space="preserve"> </w:t>
+      </w:r>
+      <w:proofErr w:type="spellStart"/>
+      <w:r>
+        <w:rPr>
+          <w:bCs/>
+          <w:sz w:val="28"/>
+          <w:szCs w:val="28"/>
+        </w:rPr>
+        <w:t>trị</w:t>
+      </w:r>
+      <w:proofErr w:type="spellEnd"/>
+      <w:r>
+        <w:rPr>
+          <w:bCs/>
+          <w:sz w:val="28"/>
+          <w:szCs w:val="28"/>
+        </w:rPr>
+        <w:t xml:space="preserve"> </w:t>
+      </w:r>
+      <w:proofErr w:type="spellStart"/>
+      <w:r>
+        <w:rPr>
+          <w:bCs/>
+          <w:sz w:val="28"/>
+          <w:szCs w:val="28"/>
+        </w:rPr>
         <w:lastRenderedPageBreak/>
-        <w:t>điện</w:t>
-      </w:r>
-      <w:proofErr w:type="spellEnd"/>
-      <w:r>
-        <w:rPr>
-          <w:bCs/>
-          <w:sz w:val="28"/>
-          <w:szCs w:val="28"/>
-        </w:rPr>
-        <w:t xml:space="preserve"> </w:t>
-      </w:r>
-      <w:proofErr w:type="spellStart"/>
-      <w:r>
-        <w:rPr>
-          <w:bCs/>
-          <w:sz w:val="28"/>
-          <w:szCs w:val="28"/>
-        </w:rPr>
-        <w:t>bình</w:t>
-      </w:r>
-      <w:proofErr w:type="spellEnd"/>
-      <w:r>
-        <w:rPr>
-          <w:bCs/>
-          <w:sz w:val="28"/>
-          <w:szCs w:val="28"/>
-        </w:rPr>
-        <w:t xml:space="preserve"> </w:t>
-      </w:r>
-      <w:proofErr w:type="spellStart"/>
-      <w:r>
-        <w:rPr>
-          <w:bCs/>
-          <w:sz w:val="28"/>
-          <w:szCs w:val="28"/>
-        </w:rPr>
-        <w:t>quân</w:t>
-      </w:r>
-      <w:proofErr w:type="spellEnd"/>
-      <w:r>
-        <w:rPr>
-          <w:bCs/>
-          <w:sz w:val="28"/>
-          <w:szCs w:val="28"/>
-        </w:rPr>
-        <w:t xml:space="preserve"> </w:t>
-      </w:r>
-      <w:proofErr w:type="spellStart"/>
-      <w:r>
-        <w:rPr>
-          <w:bCs/>
-          <w:sz w:val="28"/>
-          <w:szCs w:val="28"/>
-        </w:rPr>
-        <w:t>sử</w:t>
-      </w:r>
-      <w:proofErr w:type="spellEnd"/>
-      <w:r>
-        <w:rPr>
-          <w:bCs/>
-          <w:sz w:val="28"/>
-          <w:szCs w:val="28"/>
-        </w:rPr>
-        <w:t xml:space="preserve"> </w:t>
-      </w:r>
-      <w:proofErr w:type="spellStart"/>
-      <w:r>
-        <w:rPr>
-          <w:bCs/>
-          <w:sz w:val="28"/>
-          <w:szCs w:val="28"/>
-        </w:rPr>
-        <w:t>dụng</w:t>
-      </w:r>
-      <w:proofErr w:type="spellEnd"/>
-      <w:r>
-        <w:rPr>
-          <w:bCs/>
-          <w:sz w:val="28"/>
-          <w:szCs w:val="28"/>
-        </w:rPr>
-        <w:t xml:space="preserve"> </w:t>
-      </w:r>
-      <w:proofErr w:type="spellStart"/>
-      <w:r>
-        <w:rPr>
-          <w:bCs/>
-          <w:sz w:val="28"/>
-          <w:szCs w:val="28"/>
-        </w:rPr>
-        <w:t>thực</w:t>
-      </w:r>
-      <w:proofErr w:type="spellEnd"/>
-      <w:r>
-        <w:rPr>
-          <w:bCs/>
-          <w:sz w:val="28"/>
-          <w:szCs w:val="28"/>
-        </w:rPr>
-        <w:t xml:space="preserve"> </w:t>
-      </w:r>
-      <w:proofErr w:type="spellStart"/>
-      <w:r>
-        <w:rPr>
-          <w:bCs/>
-          <w:sz w:val="28"/>
-          <w:szCs w:val="28"/>
-        </w:rPr>
-        <w:t>tế</w:t>
-      </w:r>
-      <w:proofErr w:type="spellEnd"/>
-      <w:r>
-        <w:rPr>
-          <w:bCs/>
-          <w:sz w:val="28"/>
-          <w:szCs w:val="28"/>
-        </w:rPr>
-        <w:t xml:space="preserve"> </w:t>
-      </w:r>
-      <w:proofErr w:type="spellStart"/>
-      <w:r>
-        <w:rPr>
-          <w:bCs/>
-          <w:sz w:val="28"/>
-          <w:szCs w:val="28"/>
-        </w:rPr>
-        <w:t>trong</w:t>
-      </w:r>
-      <w:proofErr w:type="spellEnd"/>
-      <w:r>
-        <w:rPr>
-          <w:bCs/>
-          <w:sz w:val="28"/>
-          <w:szCs w:val="28"/>
-        </w:rPr>
-        <w:t xml:space="preserve"> 12 </w:t>
-      </w:r>
-      <w:proofErr w:type="spellStart"/>
-      <w:r>
-        <w:rPr>
-          <w:bCs/>
-          <w:sz w:val="28"/>
-          <w:szCs w:val="28"/>
-        </w:rPr>
-        <w:t>tháng</w:t>
-      </w:r>
-      <w:proofErr w:type="spellEnd"/>
-      <w:r>
-        <w:rPr>
-          <w:bCs/>
-          <w:sz w:val="28"/>
-          <w:szCs w:val="28"/>
-        </w:rPr>
-        <w:t xml:space="preserve"> </w:t>
-      </w:r>
-      <w:proofErr w:type="spellStart"/>
-      <w:r>
-        <w:rPr>
-          <w:bCs/>
-          <w:sz w:val="28"/>
-          <w:szCs w:val="28"/>
-        </w:rPr>
-        <w:t>trước</w:t>
-      </w:r>
-      <w:proofErr w:type="spellEnd"/>
-      <w:r>
-        <w:rPr>
-          <w:bCs/>
-          <w:sz w:val="28"/>
-          <w:szCs w:val="28"/>
-        </w:rPr>
-        <w:t xml:space="preserve"> </w:t>
-      </w:r>
-      <w:proofErr w:type="spellStart"/>
-      <w:r>
-        <w:rPr>
-          <w:bCs/>
-          <w:sz w:val="28"/>
-          <w:szCs w:val="28"/>
-        </w:rPr>
-        <w:t>liền</w:t>
-      </w:r>
-      <w:proofErr w:type="spellEnd"/>
-      <w:r>
-        <w:rPr>
-          <w:bCs/>
-          <w:sz w:val="28"/>
-          <w:szCs w:val="28"/>
-        </w:rPr>
-        <w:t xml:space="preserve"> </w:t>
-      </w:r>
-      <w:proofErr w:type="spellStart"/>
-      <w:r>
-        <w:rPr>
-          <w:bCs/>
-          <w:sz w:val="28"/>
-          <w:szCs w:val="28"/>
-        </w:rPr>
-        <w:t>kề</w:t>
-      </w:r>
-      <w:proofErr w:type="spellEnd"/>
-      <w:r>
-        <w:rPr>
-          <w:bCs/>
-          <w:sz w:val="28"/>
-          <w:szCs w:val="28"/>
-        </w:rPr>
-        <w:t xml:space="preserve"> (</w:t>
-      </w:r>
-      <w:proofErr w:type="spellStart"/>
-      <w:r>
-        <w:rPr>
-          <w:bCs/>
-          <w:sz w:val="28"/>
-          <w:szCs w:val="28"/>
-        </w:rPr>
-        <w:t>hoặc</w:t>
-      </w:r>
-      <w:proofErr w:type="spellEnd"/>
-      <w:r>
-        <w:rPr>
-          <w:bCs/>
-          <w:sz w:val="28"/>
-          <w:szCs w:val="28"/>
-        </w:rPr>
-        <w:t xml:space="preserve"> </w:t>
-      </w:r>
-      <w:proofErr w:type="spellStart"/>
-      <w:r>
-        <w:rPr>
-          <w:bCs/>
-          <w:sz w:val="28"/>
-          <w:szCs w:val="28"/>
-        </w:rPr>
-        <w:t>ngắn</w:t>
-      </w:r>
-      <w:proofErr w:type="spellEnd"/>
-      <w:r>
-        <w:rPr>
-          <w:bCs/>
-          <w:sz w:val="28"/>
-          <w:szCs w:val="28"/>
-        </w:rPr>
-        <w:t xml:space="preserve"> </w:t>
-      </w:r>
-      <w:proofErr w:type="spellStart"/>
-      <w:r>
-        <w:rPr>
-          <w:bCs/>
-          <w:sz w:val="28"/>
-          <w:szCs w:val="28"/>
-        </w:rPr>
-        <w:t>hơn</w:t>
-      </w:r>
-      <w:proofErr w:type="spellEnd"/>
-      <w:r>
-        <w:rPr>
-          <w:bCs/>
-          <w:sz w:val="28"/>
-          <w:szCs w:val="28"/>
-        </w:rPr>
-        <w:t xml:space="preserve"> </w:t>
-      </w:r>
-      <w:proofErr w:type="spellStart"/>
-      <w:r>
-        <w:rPr>
-          <w:bCs/>
-          <w:sz w:val="28"/>
-          <w:szCs w:val="28"/>
-        </w:rPr>
-        <w:t>nếu</w:t>
-      </w:r>
-      <w:proofErr w:type="spellEnd"/>
-      <w:r>
-        <w:rPr>
-          <w:bCs/>
-          <w:sz w:val="28"/>
-          <w:szCs w:val="28"/>
-        </w:rPr>
-        <w:t xml:space="preserve"> </w:t>
-      </w:r>
-      <w:proofErr w:type="spellStart"/>
-      <w:r>
-        <w:rPr>
-          <w:bCs/>
-          <w:sz w:val="28"/>
-          <w:szCs w:val="28"/>
-        </w:rPr>
-        <w:t>thời</w:t>
-      </w:r>
-      <w:proofErr w:type="spellEnd"/>
-      <w:r>
-        <w:rPr>
-          <w:bCs/>
-          <w:sz w:val="28"/>
-          <w:szCs w:val="28"/>
-        </w:rPr>
-        <w:t xml:space="preserve"> </w:t>
-      </w:r>
-      <w:proofErr w:type="spellStart"/>
-      <w:r>
-        <w:rPr>
-          <w:bCs/>
-          <w:sz w:val="28"/>
-          <w:szCs w:val="28"/>
-        </w:rPr>
-        <w:t>gian</w:t>
-      </w:r>
-      <w:proofErr w:type="spellEnd"/>
-      <w:r>
-        <w:rPr>
-          <w:bCs/>
-          <w:sz w:val="28"/>
-          <w:szCs w:val="28"/>
-        </w:rPr>
-        <w:t xml:space="preserve"> </w:t>
-      </w:r>
-      <w:proofErr w:type="spellStart"/>
-      <w:r>
-        <w:rPr>
-          <w:bCs/>
-          <w:sz w:val="28"/>
-          <w:szCs w:val="28"/>
-        </w:rPr>
-        <w:t>sử</w:t>
-      </w:r>
-      <w:proofErr w:type="spellEnd"/>
-      <w:r>
-        <w:rPr>
-          <w:bCs/>
-          <w:sz w:val="28"/>
-          <w:szCs w:val="28"/>
-        </w:rPr>
-        <w:t xml:space="preserve"> </w:t>
-      </w:r>
-      <w:proofErr w:type="spellStart"/>
-      <w:r>
-        <w:rPr>
-          <w:bCs/>
-          <w:sz w:val="28"/>
-          <w:szCs w:val="28"/>
-        </w:rPr>
-        <w:t>dụng</w:t>
-      </w:r>
-      <w:proofErr w:type="spellEnd"/>
-      <w:r>
-        <w:rPr>
-          <w:bCs/>
-          <w:sz w:val="28"/>
-          <w:szCs w:val="28"/>
-        </w:rPr>
-        <w:t xml:space="preserve"> </w:t>
-      </w:r>
-      <w:proofErr w:type="spellStart"/>
-      <w:r>
-        <w:rPr>
-          <w:bCs/>
-          <w:sz w:val="28"/>
-          <w:szCs w:val="28"/>
-        </w:rPr>
-        <w:t>điện</w:t>
-      </w:r>
-      <w:proofErr w:type="spellEnd"/>
-      <w:r>
-        <w:rPr>
-          <w:bCs/>
-          <w:sz w:val="28"/>
-          <w:szCs w:val="28"/>
-        </w:rPr>
-        <w:t xml:space="preserve"> </w:t>
-      </w:r>
-      <w:proofErr w:type="spellStart"/>
-      <w:r>
-        <w:rPr>
-          <w:bCs/>
-          <w:sz w:val="28"/>
-          <w:szCs w:val="28"/>
-        </w:rPr>
-        <w:t>dưới</w:t>
-      </w:r>
-      <w:proofErr w:type="spellEnd"/>
-      <w:r>
-        <w:rPr>
-          <w:bCs/>
-          <w:sz w:val="28"/>
-          <w:szCs w:val="28"/>
-        </w:rPr>
-        <w:t xml:space="preserve"> 12 </w:t>
-      </w:r>
-      <w:proofErr w:type="spellStart"/>
-      <w:r>
-        <w:rPr>
-          <w:bCs/>
-          <w:sz w:val="28"/>
-          <w:szCs w:val="28"/>
-        </w:rPr>
-        <w:t>tháng</w:t>
-      </w:r>
-      <w:proofErr w:type="spellEnd"/>
-      <w:r>
-        <w:rPr>
-          <w:bCs/>
-          <w:sz w:val="28"/>
-          <w:szCs w:val="28"/>
-        </w:rPr>
-        <w:t>)</w:t>
-      </w:r>
-      <w:r>
-        <w:rPr>
-          <w:bCs/>
-          <w:sz w:val="28"/>
-          <w:szCs w:val="28"/>
-        </w:rPr>
-        <w:t xml:space="preserve"> </w:t>
-      </w:r>
-      <w:proofErr w:type="spellStart"/>
-      <w:r>
-        <w:rPr>
-          <w:bCs/>
-          <w:sz w:val="28"/>
-          <w:szCs w:val="28"/>
-        </w:rPr>
-        <w:t>của</w:t>
-      </w:r>
-      <w:proofErr w:type="spellEnd"/>
-      <w:r>
-        <w:rPr>
-          <w:bCs/>
-          <w:sz w:val="28"/>
-          <w:szCs w:val="28"/>
-        </w:rPr>
-        <w:t xml:space="preserve"> </w:t>
-      </w:r>
-      <w:proofErr w:type="spellStart"/>
-      <w:r>
-        <w:rPr>
-          <w:bCs/>
-          <w:sz w:val="28"/>
-          <w:szCs w:val="28"/>
-        </w:rPr>
-        <w:t>Bên</w:t>
-      </w:r>
-      <w:proofErr w:type="spellEnd"/>
-      <w:r>
-        <w:rPr>
-          <w:bCs/>
-          <w:sz w:val="28"/>
-          <w:szCs w:val="28"/>
-        </w:rPr>
-        <w:t xml:space="preserve"> B </w:t>
-      </w:r>
-      <w:proofErr w:type="spellStart"/>
-      <w:r>
-        <w:rPr>
-          <w:bCs/>
-          <w:sz w:val="28"/>
-          <w:szCs w:val="28"/>
-        </w:rPr>
-        <w:t>thì</w:t>
-      </w:r>
-      <w:proofErr w:type="spellEnd"/>
-      <w:r>
-        <w:rPr>
-          <w:bCs/>
-          <w:sz w:val="28"/>
-          <w:szCs w:val="28"/>
-        </w:rPr>
-        <w:t xml:space="preserve"> </w:t>
-      </w:r>
-      <w:proofErr w:type="spellStart"/>
-      <w:r>
-        <w:rPr>
-          <w:bCs/>
-          <w:sz w:val="28"/>
-          <w:szCs w:val="28"/>
-        </w:rPr>
-        <w:t>Bên</w:t>
-      </w:r>
-      <w:proofErr w:type="spellEnd"/>
-      <w:r>
-        <w:rPr>
-          <w:bCs/>
-          <w:sz w:val="28"/>
-          <w:szCs w:val="28"/>
-        </w:rPr>
-        <w:t xml:space="preserve"> B </w:t>
-      </w:r>
-      <w:proofErr w:type="spellStart"/>
-      <w:r>
-        <w:rPr>
-          <w:bCs/>
-          <w:sz w:val="28"/>
-          <w:szCs w:val="28"/>
-        </w:rPr>
-        <w:t>phải</w:t>
-      </w:r>
-      <w:proofErr w:type="spellEnd"/>
-      <w:r>
-        <w:rPr>
-          <w:bCs/>
-          <w:sz w:val="28"/>
-          <w:szCs w:val="28"/>
-        </w:rPr>
-        <w:t xml:space="preserve"> </w:t>
-      </w:r>
-      <w:proofErr w:type="spellStart"/>
-      <w:r>
-        <w:rPr>
-          <w:bCs/>
-          <w:sz w:val="28"/>
-          <w:szCs w:val="28"/>
-        </w:rPr>
-        <w:t>tăng</w:t>
-      </w:r>
-      <w:proofErr w:type="spellEnd"/>
-      <w:r>
-        <w:rPr>
-          <w:bCs/>
-          <w:sz w:val="28"/>
-          <w:szCs w:val="28"/>
-        </w:rPr>
-        <w:t xml:space="preserve"> </w:t>
-      </w:r>
-      <w:proofErr w:type="spellStart"/>
-      <w:r>
-        <w:rPr>
-          <w:bCs/>
-          <w:sz w:val="28"/>
-          <w:szCs w:val="28"/>
-        </w:rPr>
-        <w:t>giá</w:t>
-      </w:r>
-      <w:proofErr w:type="spellEnd"/>
-      <w:r>
-        <w:rPr>
-          <w:bCs/>
-          <w:sz w:val="28"/>
-          <w:szCs w:val="28"/>
-        </w:rPr>
-        <w:t xml:space="preserve"> </w:t>
-      </w:r>
-      <w:proofErr w:type="spellStart"/>
-      <w:r>
-        <w:rPr>
-          <w:bCs/>
-          <w:sz w:val="28"/>
-          <w:szCs w:val="28"/>
-        </w:rPr>
-        <w:t>trị</w:t>
-      </w:r>
-      <w:proofErr w:type="spellEnd"/>
-      <w:r>
-        <w:rPr>
-          <w:bCs/>
-          <w:sz w:val="28"/>
-          <w:szCs w:val="28"/>
-        </w:rPr>
-        <w:t xml:space="preserve"> </w:t>
-      </w:r>
-      <w:proofErr w:type="spellStart"/>
-      <w:r>
-        <w:rPr>
-          <w:bCs/>
-          <w:sz w:val="28"/>
-          <w:szCs w:val="28"/>
-        </w:rPr>
         <w:t>đảm</w:t>
       </w:r>
       <w:proofErr w:type="spellEnd"/>
@@ -14662,7 +14395,29 @@
                 <w:sz w:val="26"/>
                 <w:szCs w:val="26"/>
               </w:rPr>
-              <w:t>Nguyễn Trọng Nghĩa</w:t>
+              <w:t xml:space="preserve">Nguyễn </w:t>
+            </w:r>
+            <w:proofErr w:type="spellStart"/>
+            <w:r>
+              <w:rPr>
+                <w:b/>
+                <w:bCs/>
+                <w:w w:val="105"/>
+                <w:sz w:val="26"/>
+                <w:szCs w:val="26"/>
+              </w:rPr>
+              <w:t>Trọng</w:t>
+            </w:r>
+            <w:proofErr w:type="spellEnd"/>
+            <w:r>
+              <w:rPr>
+                <w:b/>
+                <w:bCs/>
+                <w:w w:val="105"/>
+                <w:sz w:val="26"/>
+                <w:szCs w:val="26"/>
+              </w:rPr>
+              <w:t xml:space="preserve"> Nghĩa</w:t>
             </w:r>
           </w:p>
         </w:tc>
@@ -15279,55 +15034,23 @@
           <w:sz w:val="28"/>
           <w:szCs w:val="28"/>
         </w:rPr>
-        <w:t>Đội</w:t>
-      </w:r>
-      <w:proofErr w:type="spellEnd"/>
-      <w:r>
-        <w:rPr>
-          <w:sz w:val="28"/>
-          <w:szCs w:val="28"/>
-        </w:rPr>
-        <w:t xml:space="preserve"> </w:t>
-      </w:r>
-      <w:proofErr w:type="spellStart"/>
-      <w:r>
-        <w:rPr>
-          <w:sz w:val="28"/>
-          <w:szCs w:val="28"/>
-        </w:rPr>
-        <w:t>quản</w:t>
-      </w:r>
-      <w:proofErr w:type="spellEnd"/>
-      <w:r>
-        <w:rPr>
-          <w:sz w:val="28"/>
-          <w:szCs w:val="28"/>
-        </w:rPr>
-        <w:t xml:space="preserve"> </w:t>
-      </w:r>
-      <w:proofErr w:type="spellStart"/>
-      <w:r>
-        <w:rPr>
-          <w:sz w:val="28"/>
-          <w:szCs w:val="28"/>
-        </w:rPr>
-        <w:t>lý</w:t>
-      </w:r>
-      <w:proofErr w:type="spellEnd"/>
-      <w:r>
-        <w:rPr>
-          <w:sz w:val="28"/>
-          <w:szCs w:val="28"/>
-        </w:rPr>
-        <w:t xml:space="preserve"> </w:t>
-      </w:r>
-      <w:proofErr w:type="spellStart"/>
-      <w:r>
-        <w:rPr>
-          <w:sz w:val="28"/>
-          <w:szCs w:val="28"/>
-        </w:rPr>
-        <w:t>điện</w:t>
+        <w:t>Điện</w:t>
+      </w:r>
+      <w:proofErr w:type="spellEnd"/>
+      <w:r>
+        <w:rPr>
+          <w:sz w:val="28"/>
+          <w:szCs w:val="28"/>
+        </w:rPr>
+        <w:t xml:space="preserve"> </w:t>
+      </w:r>
+      <w:proofErr w:type="spellStart"/>
+      <w:r>
+        <w:rPr>
+          <w:sz w:val="28"/>
+          <w:szCs w:val="28"/>
+        </w:rPr>
+        <w:t>lực</w:t>
       </w:r>
       <w:proofErr w:type="spellEnd"/>
       <w:r>
@@ -15924,7 +15647,23 @@
           <w:sz w:val="28"/>
           <w:szCs w:val="28"/>
         </w:rPr>
-        <w:t xml:space="preserve">: Nguyễn Trọng Nghĩa </w:t>
+        <w:t xml:space="preserve">: Nguyễn </w:t>
+      </w:r>
+      <w:proofErr w:type="spellStart"/>
+      <w:r>
+        <w:rPr>
+          <w:sz w:val="28"/>
+          <w:szCs w:val="28"/>
+        </w:rPr>
+        <w:t>Trọng</w:t>
+      </w:r>
+      <w:proofErr w:type="spellEnd"/>
+      <w:r>
+        <w:rPr>
+          <w:sz w:val="28"/>
+          <w:szCs w:val="28"/>
+        </w:rPr>
+        <w:t xml:space="preserve"> Nghĩa </w:t>
       </w:r>
       <w:r>
         <w:rPr>
@@ -16129,7 +15868,23 @@
           <w:sz w:val="28"/>
           <w:szCs w:val="28"/>
         </w:rPr>
-        <w:t xml:space="preserve"> ủy </w:t>
+        <w:t xml:space="preserve"> </w:t>
+      </w:r>
+      <w:proofErr w:type="spellStart"/>
+      <w:r>
+        <w:rPr>
+          <w:sz w:val="28"/>
+          <w:szCs w:val="28"/>
+        </w:rPr>
+        <w:t>ủy</w:t>
+      </w:r>
+      <w:proofErr w:type="spellEnd"/>
+      <w:r>
+        <w:rPr>
+          <w:sz w:val="28"/>
+          <w:szCs w:val="28"/>
+        </w:rPr>
+        <w:t xml:space="preserve"> </w:t>
       </w:r>
       <w:proofErr w:type="spellStart"/>
       <w:r>
@@ -16161,7 +15916,7 @@
           <w:sz w:val="28"/>
           <w:szCs w:val="28"/>
         </w:rPr>
-        <w:t xml:space="preserve"> 6465/GUQ-EVNSPC </w:t>
+        <w:t xml:space="preserve"> 2187/GUQ-PCĐN </w:t>
       </w:r>
       <w:proofErr w:type="spellStart"/>
       <w:r>
@@ -16177,7 +15932,7 @@
           <w:sz w:val="28"/>
           <w:szCs w:val="28"/>
         </w:rPr>
-        <w:t xml:space="preserve"> 02/07/2025 </w:t>
+        <w:t xml:space="preserve"> 02/03/2026 </w:t>
       </w:r>
       <w:proofErr w:type="spellStart"/>
       <w:r>
@@ -16209,23 +15964,23 @@
           <w:sz w:val="28"/>
           <w:szCs w:val="28"/>
         </w:rPr>
-        <w:t xml:space="preserve"> Nguyễn </w:t>
-      </w:r>
-      <w:proofErr w:type="spellStart"/>
-      <w:r>
-        <w:rPr>
-          <w:sz w:val="28"/>
-          <w:szCs w:val="28"/>
-        </w:rPr>
-        <w:t>Phước</w:t>
-      </w:r>
-      <w:proofErr w:type="spellEnd"/>
-      <w:r>
-        <w:rPr>
-          <w:sz w:val="28"/>
-          <w:szCs w:val="28"/>
-        </w:rPr>
-        <w:t xml:space="preserve"> Đức – </w:t>
+        <w:t xml:space="preserve"> Trương </w:t>
+      </w:r>
+      <w:proofErr w:type="spellStart"/>
+      <w:r>
+        <w:rPr>
+          <w:sz w:val="28"/>
+          <w:szCs w:val="28"/>
+        </w:rPr>
+        <w:t>Đình</w:t>
+      </w:r>
+      <w:proofErr w:type="spellEnd"/>
+      <w:r>
+        <w:rPr>
+          <w:sz w:val="28"/>
+          <w:szCs w:val="28"/>
+        </w:rPr>
+        <w:t xml:space="preserve"> Quốc – </w:t>
       </w:r>
       <w:proofErr w:type="spellStart"/>
       <w:r>
@@ -16265,22 +16020,6 @@
           <w:sz w:val="28"/>
           <w:szCs w:val="28"/>
         </w:rPr>
-        <w:t>Tổng</w:t>
-      </w:r>
-      <w:proofErr w:type="spellEnd"/>
-      <w:r>
-        <w:rPr>
-          <w:sz w:val="28"/>
-          <w:szCs w:val="28"/>
-        </w:rPr>
-        <w:t xml:space="preserve"> </w:t>
-      </w:r>
-      <w:proofErr w:type="spellStart"/>
-      <w:r>
-        <w:rPr>
-          <w:sz w:val="28"/>
-          <w:szCs w:val="28"/>
-        </w:rPr>
         <w:t>Giám</w:t>
       </w:r>
       <w:proofErr w:type="spellEnd"/>
@@ -16305,22 +16044,6 @@
           <w:sz w:val="28"/>
           <w:szCs w:val="28"/>
         </w:rPr>
-        <w:t xml:space="preserve"> </w:t>
-      </w:r>
-      <w:proofErr w:type="spellStart"/>
-      <w:r>
-        <w:rPr>
-          <w:sz w:val="28"/>
-          <w:szCs w:val="28"/>
-        </w:rPr>
-        <w:t>Tổng</w:t>
-      </w:r>
-      <w:proofErr w:type="spellEnd"/>
-      <w:r>
-        <w:rPr>
-          <w:sz w:val="28"/>
-          <w:szCs w:val="28"/>
-        </w:rPr>
         <w:t xml:space="preserve"> Công ty </w:t>
       </w:r>
       <w:proofErr w:type="spellStart"/>
@@ -16361,198 +16084,6 @@
           <w:sz w:val="28"/>
           <w:szCs w:val="28"/>
         </w:rPr>
-        <w:t>miền</w:t>
-      </w:r>
-      <w:proofErr w:type="spellEnd"/>
-      <w:r>
-        <w:rPr>
-          <w:sz w:val="28"/>
-          <w:szCs w:val="28"/>
-        </w:rPr>
-        <w:t xml:space="preserve"> Nam TNHH; </w:t>
-      </w:r>
-      <w:proofErr w:type="spellStart"/>
-      <w:r>
-        <w:rPr>
-          <w:sz w:val="28"/>
-          <w:szCs w:val="28"/>
-        </w:rPr>
-        <w:t>Số</w:t>
-      </w:r>
-      <w:proofErr w:type="spellEnd"/>
-      <w:r>
-        <w:rPr>
-          <w:sz w:val="28"/>
-          <w:szCs w:val="28"/>
-        </w:rPr>
-        <w:t xml:space="preserve"> 1477/GUQ-PCĐN </w:t>
-      </w:r>
-      <w:proofErr w:type="spellStart"/>
-      <w:r>
-        <w:rPr>
-          <w:sz w:val="28"/>
-          <w:szCs w:val="28"/>
-        </w:rPr>
-        <w:t>ngày</w:t>
-      </w:r>
-      <w:proofErr w:type="spellEnd"/>
-      <w:r>
-        <w:rPr>
-          <w:sz w:val="28"/>
-          <w:szCs w:val="28"/>
-        </w:rPr>
-        <w:t xml:space="preserve"> 01/08/2025 </w:t>
-      </w:r>
-      <w:proofErr w:type="spellStart"/>
-      <w:r>
-        <w:rPr>
-          <w:sz w:val="28"/>
-          <w:szCs w:val="28"/>
-        </w:rPr>
-        <w:t>của</w:t>
-      </w:r>
-      <w:proofErr w:type="spellEnd"/>
-      <w:r>
-        <w:rPr>
-          <w:sz w:val="28"/>
-          <w:szCs w:val="28"/>
-        </w:rPr>
-        <w:t xml:space="preserve"> </w:t>
-      </w:r>
-      <w:proofErr w:type="spellStart"/>
-      <w:r>
-        <w:rPr>
-          <w:sz w:val="28"/>
-          <w:szCs w:val="28"/>
-        </w:rPr>
-        <w:t>ông</w:t>
-      </w:r>
-      <w:proofErr w:type="spellEnd"/>
-      <w:r>
-        <w:rPr>
-          <w:sz w:val="28"/>
-          <w:szCs w:val="28"/>
-        </w:rPr>
-        <w:t xml:space="preserve"> Trương </w:t>
-      </w:r>
-      <w:proofErr w:type="spellStart"/>
-      <w:r>
-        <w:rPr>
-          <w:sz w:val="28"/>
-          <w:szCs w:val="28"/>
-        </w:rPr>
-        <w:t>Đình</w:t>
-      </w:r>
-      <w:proofErr w:type="spellEnd"/>
-      <w:r>
-        <w:rPr>
-          <w:sz w:val="28"/>
-          <w:szCs w:val="28"/>
-        </w:rPr>
-        <w:t xml:space="preserve"> Quốc – </w:t>
-      </w:r>
-      <w:proofErr w:type="spellStart"/>
-      <w:r>
-        <w:rPr>
-          <w:sz w:val="28"/>
-          <w:szCs w:val="28"/>
-        </w:rPr>
-        <w:t>Chức</w:t>
-      </w:r>
-      <w:proofErr w:type="spellEnd"/>
-      <w:r>
-        <w:rPr>
-          <w:sz w:val="28"/>
-          <w:szCs w:val="28"/>
-        </w:rPr>
-        <w:t xml:space="preserve"> </w:t>
-      </w:r>
-      <w:proofErr w:type="spellStart"/>
-      <w:r>
-        <w:rPr>
-          <w:sz w:val="28"/>
-          <w:szCs w:val="28"/>
-        </w:rPr>
-        <w:t>vụ</w:t>
-      </w:r>
-      <w:proofErr w:type="spellEnd"/>
-      <w:r>
-        <w:rPr>
-          <w:sz w:val="28"/>
-          <w:szCs w:val="28"/>
-        </w:rPr>
-        <w:t xml:space="preserve">: </w:t>
-      </w:r>
-      <w:proofErr w:type="spellStart"/>
-      <w:r>
-        <w:rPr>
-          <w:sz w:val="28"/>
-          <w:szCs w:val="28"/>
-        </w:rPr>
-        <w:t>Giám</w:t>
-      </w:r>
-      <w:proofErr w:type="spellEnd"/>
-      <w:r>
-        <w:rPr>
-          <w:sz w:val="28"/>
-          <w:szCs w:val="28"/>
-        </w:rPr>
-        <w:t xml:space="preserve"> </w:t>
-      </w:r>
-      <w:proofErr w:type="spellStart"/>
-      <w:r>
-        <w:rPr>
-          <w:sz w:val="28"/>
-          <w:szCs w:val="28"/>
-        </w:rPr>
-        <w:t>đốc</w:t>
-      </w:r>
-      <w:proofErr w:type="spellEnd"/>
-      <w:r>
-        <w:rPr>
-          <w:sz w:val="28"/>
-          <w:szCs w:val="28"/>
-        </w:rPr>
-        <w:t xml:space="preserve"> Công ty </w:t>
-      </w:r>
-      <w:proofErr w:type="spellStart"/>
-      <w:r>
-        <w:rPr>
-          <w:sz w:val="28"/>
-          <w:szCs w:val="28"/>
-        </w:rPr>
-        <w:t>Điện</w:t>
-      </w:r>
-      <w:proofErr w:type="spellEnd"/>
-      <w:r>
-        <w:rPr>
-          <w:sz w:val="28"/>
-          <w:szCs w:val="28"/>
-        </w:rPr>
-        <w:t xml:space="preserve"> </w:t>
-      </w:r>
-      <w:proofErr w:type="spellStart"/>
-      <w:r>
-        <w:rPr>
-          <w:sz w:val="28"/>
-          <w:szCs w:val="28"/>
-        </w:rPr>
-        <w:t>lực</w:t>
-      </w:r>
-      <w:proofErr w:type="spellEnd"/>
-      <w:r>
-        <w:rPr>
-          <w:sz w:val="28"/>
-          <w:szCs w:val="28"/>
-        </w:rPr>
-        <w:t xml:space="preserve"> </w:t>
-      </w:r>
-      <w:proofErr w:type="spellStart"/>
-      <w:r>
-        <w:rPr>
-          <w:sz w:val="28"/>
-          <w:szCs w:val="28"/>
-        </w:rPr>
         <w:t>Đồng</w:t>
       </w:r>
       <w:proofErr w:type="spellEnd"/>
@@ -16561,7 +16092,14 @@
           <w:sz w:val="28"/>
           <w:szCs w:val="28"/>
         </w:rPr>
-        <w:t xml:space="preserve"> Nai.</w:t>
+        <w:t xml:space="preserve"> Nai</w:t>
+      </w:r>
+      <w:r>
+        <w:rPr>
+          <w:sz w:val="28"/>
+          <w:szCs w:val="28"/>
+        </w:rPr>
+        <w:t>.</w:t>
       </w:r>
     </w:p>
     <w:p>
@@ -16699,29 +16237,17 @@
           <w:sz w:val="28"/>
           <w:szCs w:val="28"/>
         </w:rPr>
-        <w:t>{DCHI_</w:t>
-      </w:r>
-      <w:proofErr w:type="gramStart"/>
-      <w:r>
-        <w:rPr>
-          <w:color w:val="000099"/>
+        <w:t>{DCHI_DDIEN}</w:t>
+      </w:r>
+      <w:r>
+        <w:rPr>
           <w:spacing w:val="-9"/>
           <w:w w:val="105"/>
           <w:sz w:val="28"/>
           <w:szCs w:val="28"/>
         </w:rPr>
-        <w:t>DDIEN}</w:t>
-      </w:r>
-      <w:r>
-        <w:rPr>
-          <w:spacing w:val="-9"/>
-          <w:w w:val="105"/>
-          <w:sz w:val="28"/>
-          <w:szCs w:val="28"/>
-        </w:rPr>
         <w:t>.</w:t>
       </w:r>
-      <w:proofErr w:type="gramEnd"/>
     </w:p>
     <w:p>
       <w:pPr>
@@ -16899,9 +16425,8 @@
           <w:sz w:val="28"/>
           <w:szCs w:val="28"/>
         </w:rPr>
-        <w:t>): {TEN_</w:t>
-      </w:r>
-      <w:proofErr w:type="gramStart"/>
+        <w:t>): {TEN_DDIEN}</w:t>
+      </w:r>
       <w:r>
         <w:rPr>
           <w:bCs/>
@@ -16909,8 +16434,9 @@
           <w:sz w:val="28"/>
           <w:szCs w:val="28"/>
         </w:rPr>
-        <w:t>DDIEN}</w:t>
-      </w:r>
+        <w:t xml:space="preserve">  </w:t>
+      </w:r>
+      <w:proofErr w:type="spellStart"/>
       <w:r>
         <w:rPr>
           <w:bCs/>
@@ -16918,20 +16444,9 @@
           <w:sz w:val="28"/>
           <w:szCs w:val="28"/>
         </w:rPr>
-        <w:t xml:space="preserve">  </w:t>
-      </w:r>
-      <w:proofErr w:type="spellStart"/>
-      <w:r>
-        <w:rPr>
-          <w:bCs/>
-          <w:color w:val="000000"/>
-          <w:sz w:val="28"/>
-          <w:szCs w:val="28"/>
-        </w:rPr>
         <w:t>Chức</w:t>
       </w:r>
       <w:proofErr w:type="spellEnd"/>
-      <w:proofErr w:type="gramEnd"/>
       <w:r>
         <w:rPr>
           <w:bCs/>
@@ -19184,7 +18699,6 @@
           <w:sz w:val="28"/>
           <w:szCs w:val="28"/>
         </w:rPr>
-        <w:lastRenderedPageBreak/>
         <w:t>đảm</w:t>
       </w:r>
       <w:proofErr w:type="spellEnd"/>
@@ -19756,6 +19270,7 @@
           <w:sz w:val="28"/>
           <w:szCs w:val="28"/>
         </w:rPr>
+        <w:lastRenderedPageBreak/>
         <w:t xml:space="preserve">Hằng </w:t>
       </w:r>
       <w:proofErr w:type="spellStart"/>

--- a/templates/CMIS/CongNo-App.docx
+++ b/templates/CMIS/CongNo-App.docx
@@ -117,7 +117,6 @@
                 <w:szCs w:val="26"/>
               </w:rPr>
             </w:pPr>
-            <w:proofErr w:type="spellStart"/>
             <w:r>
               <w:rPr>
                 <w:b/>
@@ -125,17 +124,7 @@
                 <w:sz w:val="26"/>
                 <w:szCs w:val="26"/>
               </w:rPr>
-              <w:t>Độc</w:t>
-            </w:r>
-            <w:proofErr w:type="spellEnd"/>
-            <w:r>
-              <w:rPr>
-                <w:b/>
-                <w:bCs/>
-                <w:sz w:val="26"/>
-                <w:szCs w:val="26"/>
-              </w:rPr>
-              <w:t xml:space="preserve"> </w:t>
+              <w:t xml:space="preserve">Độc </w:t>
             </w:r>
             <w:proofErr w:type="spellStart"/>
             <w:r>
@@ -274,7 +263,21 @@
                 <w:sz w:val="26"/>
                 <w:szCs w:val="26"/>
               </w:rPr>
-              <w:t>:          /PCĐN-ĐXL</w:t>
+              <w:t>:          /PCĐN-Đ</w:t>
+            </w:r>
+            <w:r>
+              <w:rPr>
+                <w:sz w:val="26"/>
+                <w:szCs w:val="26"/>
+              </w:rPr>
+              <w:t>L</w:t>
+            </w:r>
+            <w:r>
+              <w:rPr>
+                <w:sz w:val="26"/>
+                <w:szCs w:val="26"/>
+              </w:rPr>
+              <w:t>XL</w:t>
             </w:r>
           </w:p>
           <w:p>
@@ -2426,120 +2429,12 @@
       <w:r>
         <w:rPr>
           <w:rFonts w:ascii="Times New Roman" w:hAnsi="Times New Roman"/>
-          <w:szCs w:val="26"/>
-          <w:lang w:val="fr-FR"/>
-        </w:rPr>
-        <w:t xml:space="preserve">- </w:t>
-      </w:r>
-      <w:proofErr w:type="spellStart"/>
-      <w:r>
-        <w:rPr>
-          <w:rFonts w:ascii="Times New Roman" w:hAnsi="Times New Roman"/>
-          <w:b/>
-          <w:bCs/>
-          <w:szCs w:val="26"/>
-          <w:lang w:val="fr-FR"/>
-        </w:rPr>
-        <w:t>Số</w:t>
-      </w:r>
-      <w:proofErr w:type="spellEnd"/>
-      <w:r>
-        <w:rPr>
-          <w:rFonts w:ascii="Times New Roman" w:hAnsi="Times New Roman"/>
-          <w:b/>
-          <w:bCs/>
-          <w:szCs w:val="26"/>
-          <w:lang w:val="fr-FR"/>
-        </w:rPr>
-        <w:t xml:space="preserve"> 94 Hùng Vương, </w:t>
-      </w:r>
-      <w:proofErr w:type="spellStart"/>
-      <w:r>
-        <w:rPr>
-          <w:rFonts w:ascii="Times New Roman" w:hAnsi="Times New Roman"/>
-          <w:b/>
-          <w:bCs/>
-          <w:szCs w:val="26"/>
-          <w:lang w:val="fr-FR"/>
-        </w:rPr>
-        <w:t>xã</w:t>
-      </w:r>
-      <w:proofErr w:type="spellEnd"/>
-      <w:r>
-        <w:rPr>
-          <w:rFonts w:ascii="Times New Roman" w:hAnsi="Times New Roman"/>
-          <w:b/>
-          <w:bCs/>
-          <w:szCs w:val="26"/>
-          <w:lang w:val="fr-FR"/>
-        </w:rPr>
-        <w:t xml:space="preserve"> Xuân </w:t>
-      </w:r>
-      <w:proofErr w:type="spellStart"/>
-      <w:r>
-        <w:rPr>
-          <w:rFonts w:ascii="Times New Roman" w:hAnsi="Times New Roman"/>
-          <w:b/>
-          <w:bCs/>
-          <w:szCs w:val="26"/>
-          <w:lang w:val="fr-FR"/>
-        </w:rPr>
-        <w:t>Lộc</w:t>
-      </w:r>
-      <w:proofErr w:type="spellEnd"/>
-      <w:r>
-        <w:rPr>
-          <w:rFonts w:ascii="Times New Roman" w:hAnsi="Times New Roman"/>
-          <w:b/>
-          <w:bCs/>
-          <w:szCs w:val="26"/>
-          <w:lang w:val="fr-FR"/>
-        </w:rPr>
-        <w:t xml:space="preserve">, </w:t>
-      </w:r>
-      <w:proofErr w:type="spellStart"/>
-      <w:r>
-        <w:rPr>
-          <w:rFonts w:ascii="Times New Roman" w:hAnsi="Times New Roman"/>
-          <w:b/>
-          <w:bCs/>
-          <w:szCs w:val="26"/>
-          <w:lang w:val="fr-FR"/>
-        </w:rPr>
-        <w:t>tỉnh</w:t>
-      </w:r>
-      <w:proofErr w:type="spellEnd"/>
-      <w:r>
-        <w:rPr>
-          <w:rFonts w:ascii="Times New Roman" w:hAnsi="Times New Roman"/>
-          <w:b/>
-          <w:bCs/>
-          <w:szCs w:val="26"/>
-          <w:lang w:val="fr-FR"/>
-        </w:rPr>
-        <w:t xml:space="preserve"> </w:t>
-      </w:r>
-      <w:proofErr w:type="spellStart"/>
-      <w:r>
-        <w:rPr>
-          <w:rFonts w:ascii="Times New Roman" w:hAnsi="Times New Roman"/>
-          <w:b/>
-          <w:bCs/>
-          <w:szCs w:val="26"/>
-          <w:lang w:val="fr-FR"/>
-        </w:rPr>
-        <w:t>Đồng</w:t>
-      </w:r>
-      <w:proofErr w:type="spellEnd"/>
-      <w:r>
-        <w:rPr>
-          <w:rFonts w:ascii="Times New Roman" w:hAnsi="Times New Roman"/>
-          <w:b/>
-          <w:bCs/>
-          <w:szCs w:val="26"/>
-          <w:lang w:val="fr-FR"/>
-        </w:rPr>
-        <w:t xml:space="preserve"> Nai (</w:t>
+          <w:b/>
+          <w:bCs/>
+          <w:szCs w:val="26"/>
+          <w:lang w:val="fr-FR"/>
+        </w:rPr>
+        <w:t>(</w:t>
       </w:r>
       <w:proofErr w:type="spellStart"/>
       <w:r>
@@ -2964,209 +2859,7 @@
           <w:szCs w:val="26"/>
           <w:lang w:val="fr-FR"/>
         </w:rPr>
-        <w:t xml:space="preserve"> (</w:t>
-      </w:r>
-      <w:proofErr w:type="spellStart"/>
-      <w:r>
-        <w:rPr>
-          <w:rFonts w:ascii="Times New Roman" w:hAnsi="Times New Roman"/>
-          <w:b/>
-          <w:bCs/>
-          <w:i/>
-          <w:iCs/>
-          <w:szCs w:val="26"/>
-          <w:lang w:val="fr-FR"/>
-        </w:rPr>
-        <w:t>Địa</w:t>
-      </w:r>
-      <w:proofErr w:type="spellEnd"/>
-      <w:r>
-        <w:rPr>
-          <w:rFonts w:ascii="Times New Roman" w:hAnsi="Times New Roman"/>
-          <w:b/>
-          <w:bCs/>
-          <w:i/>
-          <w:iCs/>
-          <w:szCs w:val="26"/>
-          <w:lang w:val="fr-FR"/>
-        </w:rPr>
-        <w:t xml:space="preserve"> </w:t>
-      </w:r>
-      <w:proofErr w:type="spellStart"/>
-      <w:r>
-        <w:rPr>
-          <w:rFonts w:ascii="Times New Roman" w:hAnsi="Times New Roman"/>
-          <w:b/>
-          <w:bCs/>
-          <w:i/>
-          <w:iCs/>
-          <w:szCs w:val="26"/>
-          <w:lang w:val="fr-FR"/>
-        </w:rPr>
-        <w:t>chỉ</w:t>
-      </w:r>
-      <w:proofErr w:type="spellEnd"/>
-      <w:r>
-        <w:rPr>
-          <w:rFonts w:ascii="Times New Roman" w:hAnsi="Times New Roman"/>
-          <w:b/>
-          <w:bCs/>
-          <w:i/>
-          <w:iCs/>
-          <w:szCs w:val="26"/>
-          <w:lang w:val="fr-FR"/>
-        </w:rPr>
-        <w:t xml:space="preserve"> : </w:t>
-      </w:r>
-      <w:proofErr w:type="spellStart"/>
-      <w:r>
-        <w:rPr>
-          <w:rFonts w:ascii="Times New Roman" w:hAnsi="Times New Roman"/>
-          <w:b/>
-          <w:bCs/>
-          <w:i/>
-          <w:iCs/>
-          <w:szCs w:val="26"/>
-          <w:lang w:val="fr-FR"/>
-        </w:rPr>
-        <w:t>Số</w:t>
-      </w:r>
-      <w:proofErr w:type="spellEnd"/>
-      <w:r>
-        <w:rPr>
-          <w:rFonts w:ascii="Times New Roman" w:hAnsi="Times New Roman"/>
-          <w:b/>
-          <w:bCs/>
-          <w:i/>
-          <w:iCs/>
-          <w:szCs w:val="26"/>
-          <w:lang w:val="fr-FR"/>
-        </w:rPr>
-        <w:t xml:space="preserve"> 94 Hùng Vương, </w:t>
-      </w:r>
-      <w:proofErr w:type="spellStart"/>
-      <w:r>
-        <w:rPr>
-          <w:rFonts w:ascii="Times New Roman" w:hAnsi="Times New Roman"/>
-          <w:b/>
-          <w:bCs/>
-          <w:i/>
-          <w:iCs/>
-          <w:szCs w:val="26"/>
-          <w:lang w:val="fr-FR"/>
-        </w:rPr>
-        <w:t>xã</w:t>
-      </w:r>
-      <w:proofErr w:type="spellEnd"/>
-      <w:r>
-        <w:rPr>
-          <w:rFonts w:ascii="Times New Roman" w:hAnsi="Times New Roman"/>
-          <w:b/>
-          <w:bCs/>
-          <w:i/>
-          <w:iCs/>
-          <w:szCs w:val="26"/>
-          <w:lang w:val="fr-FR"/>
-        </w:rPr>
-        <w:t xml:space="preserve"> Xuân </w:t>
-      </w:r>
-      <w:proofErr w:type="spellStart"/>
-      <w:r>
-        <w:rPr>
-          <w:rFonts w:ascii="Times New Roman" w:hAnsi="Times New Roman"/>
-          <w:b/>
-          <w:bCs/>
-          <w:i/>
-          <w:iCs/>
-          <w:szCs w:val="26"/>
-          <w:lang w:val="fr-FR"/>
-        </w:rPr>
-        <w:t>Lộc</w:t>
-      </w:r>
-      <w:proofErr w:type="spellEnd"/>
-      <w:r>
-        <w:rPr>
-          <w:rFonts w:ascii="Times New Roman" w:hAnsi="Times New Roman"/>
-          <w:b/>
-          <w:bCs/>
-          <w:i/>
-          <w:iCs/>
-          <w:szCs w:val="26"/>
-          <w:lang w:val="fr-FR"/>
-        </w:rPr>
-        <w:t xml:space="preserve">, </w:t>
-      </w:r>
-      <w:proofErr w:type="spellStart"/>
-      <w:r>
-        <w:rPr>
-          <w:rFonts w:ascii="Times New Roman" w:hAnsi="Times New Roman"/>
-          <w:b/>
-          <w:bCs/>
-          <w:i/>
-          <w:iCs/>
-          <w:szCs w:val="26"/>
-          <w:lang w:val="fr-FR"/>
-        </w:rPr>
-        <w:t>Tỉnh</w:t>
-      </w:r>
-      <w:proofErr w:type="spellEnd"/>
-      <w:r>
-        <w:rPr>
-          <w:rFonts w:ascii="Times New Roman" w:hAnsi="Times New Roman"/>
-          <w:b/>
-          <w:bCs/>
-          <w:i/>
-          <w:iCs/>
-          <w:szCs w:val="26"/>
-          <w:lang w:val="fr-FR"/>
-        </w:rPr>
-        <w:t xml:space="preserve"> </w:t>
-      </w:r>
-      <w:proofErr w:type="spellStart"/>
-      <w:r>
-        <w:rPr>
-          <w:rFonts w:ascii="Times New Roman" w:hAnsi="Times New Roman"/>
-          <w:b/>
-          <w:bCs/>
-          <w:i/>
-          <w:iCs/>
-          <w:szCs w:val="26"/>
-          <w:lang w:val="fr-FR"/>
-        </w:rPr>
-        <w:t>Đồng</w:t>
-      </w:r>
-      <w:proofErr w:type="spellEnd"/>
-      <w:r>
-        <w:rPr>
-          <w:rFonts w:ascii="Times New Roman" w:hAnsi="Times New Roman"/>
-          <w:i/>
-          <w:iCs/>
-          <w:szCs w:val="26"/>
-          <w:lang w:val="fr-FR"/>
-        </w:rPr>
-        <w:t xml:space="preserve"> </w:t>
-      </w:r>
-      <w:r>
-        <w:rPr>
-          <w:rFonts w:ascii="Times New Roman" w:hAnsi="Times New Roman"/>
-          <w:b/>
-          <w:bCs/>
-          <w:i/>
-          <w:iCs/>
-          <w:szCs w:val="26"/>
-          <w:lang w:val="fr-FR"/>
-        </w:rPr>
-        <w:t>Nai</w:t>
-      </w:r>
-      <w:r>
-        <w:rPr>
-          <w:rFonts w:ascii="Times New Roman" w:hAnsi="Times New Roman"/>
-          <w:b/>
-          <w:bCs/>
-          <w:szCs w:val="26"/>
-          <w:lang w:val="fr-FR"/>
-        </w:rPr>
-        <w:t>).</w:t>
+        <w:t>.</w:t>
       </w:r>
       <w:r>
         <w:rPr>
@@ -4798,23 +4491,7 @@
           <w:szCs w:val="26"/>
           <w:lang w:val="fr-FR"/>
         </w:rPr>
-        <w:t xml:space="preserve"> </w:t>
-      </w:r>
-      <w:proofErr w:type="spellStart"/>
-      <w:r>
-        <w:rPr>
-          <w:szCs w:val="26"/>
-          <w:lang w:val="fr-FR"/>
-        </w:rPr>
-        <w:t>họ</w:t>
-      </w:r>
-      <w:proofErr w:type="spellEnd"/>
-      <w:r>
-        <w:rPr>
-          <w:szCs w:val="26"/>
-          <w:lang w:val="fr-FR"/>
-        </w:rPr>
-        <w:t xml:space="preserve"> </w:t>
+        <w:t xml:space="preserve"> họ </w:t>
       </w:r>
       <w:proofErr w:type="spellStart"/>
       <w:r>
@@ -4931,23 +4608,13 @@
           <w:i/>
         </w:rPr>
       </w:pPr>
-      <w:proofErr w:type="spellStart"/>
-      <w:r>
-        <w:rPr>
-          <w:rFonts w:hint="eastAsia"/>
+      <w:r>
+        <w:rPr>
           <w:b/>
           <w:i/>
         </w:rPr>
-        <w:t>Đ</w:t>
-      </w:r>
-      <w:r>
-        <w:rPr>
-          <w:b/>
-          <w:i/>
-        </w:rPr>
-        <w:t>vt</w:t>
-      </w:r>
-      <w:proofErr w:type="spellEnd"/>
+        <w:t>ĐVT</w:t>
+      </w:r>
       <w:r>
         <w:rPr>
           <w:b/>
@@ -7104,23 +6771,13 @@
           <w:szCs w:val="27"/>
         </w:rPr>
       </w:pPr>
-      <w:proofErr w:type="spellStart"/>
       <w:r>
         <w:rPr>
           <w:b/>
           <w:sz w:val="27"/>
           <w:szCs w:val="27"/>
         </w:rPr>
-        <w:t>Độc</w:t>
-      </w:r>
-      <w:proofErr w:type="spellEnd"/>
-      <w:r>
-        <w:rPr>
-          <w:b/>
-          <w:sz w:val="27"/>
-          <w:szCs w:val="27"/>
-        </w:rPr>
-        <w:t xml:space="preserve"> </w:t>
+        <w:t xml:space="preserve">Độc </w:t>
       </w:r>
       <w:proofErr w:type="spellStart"/>
       <w:r>
@@ -8169,6 +7826,14 @@
           <w:szCs w:val="28"/>
         </w:rPr>
         <w:t>Nam</w:t>
+      </w:r>
+      <w:r>
+        <w:rPr>
+          <w:bCs/>
+          <w:sz w:val="28"/>
+          <w:szCs w:val="28"/>
+        </w:rPr>
+        <w:t>.</w:t>
       </w:r>
     </w:p>
     <w:p>
@@ -14486,23 +14151,13 @@
           <w:szCs w:val="27"/>
         </w:rPr>
       </w:pPr>
-      <w:proofErr w:type="spellStart"/>
       <w:r>
         <w:rPr>
           <w:b/>
           <w:sz w:val="27"/>
           <w:szCs w:val="27"/>
         </w:rPr>
-        <w:t>Độc</w:t>
-      </w:r>
-      <w:proofErr w:type="spellEnd"/>
-      <w:r>
-        <w:rPr>
-          <w:b/>
-          <w:sz w:val="27"/>
-          <w:szCs w:val="27"/>
-        </w:rPr>
-        <w:t xml:space="preserve"> </w:t>
+        <w:t xml:space="preserve">Độc </w:t>
       </w:r>
       <w:proofErr w:type="spellStart"/>
       <w:r>

--- a/templates/CMIS/CongNo-App.docx
+++ b/templates/CMIS/CongNo-App.docx
@@ -5584,7 +5584,7 @@
                 <w:szCs w:val="26"/>
                 <w:lang w:val="fr-FR"/>
               </w:rPr>
-              <w:t xml:space="preserve">Thu tiền </w:t>
+              <w:t>Đ</w:t>
             </w:r>
             <w:r>
               <w:rPr>
@@ -5593,16 +5593,7 @@
                 <w:szCs w:val="26"/>
                 <w:lang w:val="fr-FR"/>
               </w:rPr>
-              <w:t>đặt cọc bằng tiền</w:t>
-            </w:r>
-            <w:r>
-              <w:rPr>
-                <w:rFonts w:eastAsia="Arial Unicode MS"/>
-                <w:noProof/>
-                <w:szCs w:val="26"/>
-                <w:lang w:val="fr-FR"/>
-              </w:rPr>
-              <w:t xml:space="preserve"> đảm bảo thực hiện</w:t>
+              <w:t>ảm bảo thực hiện</w:t>
             </w:r>
             <w:r>
               <w:rPr>
@@ -5612,6 +5603,15 @@
                 <w:lang w:val="fr-FR"/>
               </w:rPr>
               <w:t xml:space="preserve"> hợp đồng mua bán điện</w:t>
+            </w:r>
+            <w:r>
+              <w:rPr>
+                <w:rFonts w:eastAsia="Arial Unicode MS"/>
+                <w:noProof/>
+                <w:szCs w:val="26"/>
+                <w:lang w:val="fr-FR"/>
+              </w:rPr>
+              <w:t xml:space="preserve"> hình thức đặt cọc bằng tiền</w:t>
             </w:r>
           </w:p>
         </w:tc>

--- a/templates/CMIS/CongNo-App.docx
+++ b/templates/CMIS/CongNo-App.docx
@@ -15397,23 +15397,39 @@
           <w:sz w:val="28"/>
           <w:szCs w:val="28"/>
         </w:rPr>
-        <w:t>đội</w:t>
-      </w:r>
-      <w:proofErr w:type="spellEnd"/>
-      <w:r>
-        <w:rPr>
-          <w:sz w:val="28"/>
-          <w:szCs w:val="28"/>
-        </w:rPr>
-        <w:t xml:space="preserve"> </w:t>
-      </w:r>
-      <w:proofErr w:type="spellStart"/>
-      <w:r>
-        <w:rPr>
-          <w:sz w:val="28"/>
-          <w:szCs w:val="28"/>
-        </w:rPr>
-        <w:t>trưởng</w:t>
+        <w:t>Trưởng</w:t>
+      </w:r>
+      <w:proofErr w:type="spellEnd"/>
+      <w:r>
+        <w:rPr>
+          <w:sz w:val="28"/>
+          <w:szCs w:val="28"/>
+        </w:rPr>
+        <w:t xml:space="preserve"> </w:t>
+      </w:r>
+      <w:proofErr w:type="spellStart"/>
+      <w:r>
+        <w:rPr>
+          <w:sz w:val="28"/>
+          <w:szCs w:val="28"/>
+        </w:rPr>
+        <w:t>Điện</w:t>
+      </w:r>
+      <w:proofErr w:type="spellEnd"/>
+      <w:r>
+        <w:rPr>
+          <w:sz w:val="28"/>
+          <w:szCs w:val="28"/>
+        </w:rPr>
+        <w:t xml:space="preserve"> </w:t>
+      </w:r>
+      <w:proofErr w:type="spellStart"/>
+      <w:r>
+        <w:rPr>
+          <w:sz w:val="28"/>
+          <w:szCs w:val="28"/>
+        </w:rPr>
+        <w:t>lực</w:t>
       </w:r>
       <w:proofErr w:type="spellEnd"/>
       <w:r>

--- a/templates/CMIS/CongNo-App.docx
+++ b/templates/CMIS/CongNo-App.docx
@@ -14522,7 +14522,7 @@
           <w:sz w:val="27"/>
           <w:szCs w:val="27"/>
         </w:rPr>
-        <w:t>chứng</w:t>
+        <w:t>bảo</w:t>
       </w:r>
       <w:proofErr w:type="spellEnd"/>
       <w:r>
@@ -14540,7 +14540,7 @@
           <w:sz w:val="27"/>
           <w:szCs w:val="27"/>
         </w:rPr>
-        <w:t>thư</w:t>
+        <w:t>lãnh</w:t>
       </w:r>
       <w:proofErr w:type="spellEnd"/>
       <w:r>
@@ -14558,7 +14558,7 @@
           <w:sz w:val="27"/>
           <w:szCs w:val="27"/>
         </w:rPr>
-        <w:t>bảo</w:t>
+        <w:t>ngân</w:t>
       </w:r>
       <w:proofErr w:type="spellEnd"/>
       <w:r>
@@ -14576,7 +14576,7 @@
           <w:sz w:val="27"/>
           <w:szCs w:val="27"/>
         </w:rPr>
-        <w:t>lãnh</w:t>
+        <w:t>hàng</w:t>
       </w:r>
       <w:proofErr w:type="spellEnd"/>
     </w:p>
@@ -15437,71 +15437,60 @@
           <w:sz w:val="28"/>
           <w:szCs w:val="28"/>
         </w:rPr>
-        <w:t xml:space="preserve"> - </w:t>
-      </w:r>
-      <w:proofErr w:type="spellStart"/>
-      <w:r>
-        <w:rPr>
-          <w:sz w:val="28"/>
-          <w:szCs w:val="28"/>
-        </w:rPr>
-        <w:t>Đội</w:t>
-      </w:r>
-      <w:proofErr w:type="spellEnd"/>
-      <w:r>
-        <w:rPr>
-          <w:sz w:val="28"/>
-          <w:szCs w:val="28"/>
-        </w:rPr>
-        <w:t xml:space="preserve"> </w:t>
-      </w:r>
-      <w:proofErr w:type="spellStart"/>
-      <w:r>
-        <w:rPr>
-          <w:sz w:val="28"/>
-          <w:szCs w:val="28"/>
-        </w:rPr>
-        <w:t>quản</w:t>
-      </w:r>
-      <w:proofErr w:type="spellEnd"/>
-      <w:r>
-        <w:rPr>
-          <w:sz w:val="28"/>
-          <w:szCs w:val="28"/>
-        </w:rPr>
-        <w:t xml:space="preserve"> </w:t>
-      </w:r>
-      <w:proofErr w:type="spellStart"/>
-      <w:r>
-        <w:rPr>
-          <w:sz w:val="28"/>
-          <w:szCs w:val="28"/>
-        </w:rPr>
-        <w:t>lý</w:t>
-      </w:r>
-      <w:proofErr w:type="spellEnd"/>
-      <w:r>
-        <w:rPr>
-          <w:sz w:val="28"/>
-          <w:szCs w:val="28"/>
-        </w:rPr>
-        <w:t xml:space="preserve"> </w:t>
-      </w:r>
-      <w:proofErr w:type="spellStart"/>
-      <w:r>
-        <w:rPr>
-          <w:sz w:val="28"/>
-          <w:szCs w:val="28"/>
-        </w:rPr>
-        <w:t>điện</w:t>
-      </w:r>
-      <w:proofErr w:type="spellEnd"/>
-      <w:r>
-        <w:rPr>
-          <w:sz w:val="28"/>
-          <w:szCs w:val="28"/>
-        </w:rPr>
-        <w:t xml:space="preserve"> Xuân Lộc.</w:t>
+        <w:t xml:space="preserve"> </w:t>
+      </w:r>
+      <w:r>
+        <w:rPr>
+          <w:sz w:val="28"/>
+          <w:szCs w:val="28"/>
+        </w:rPr>
+        <w:t>–</w:t>
+      </w:r>
+      <w:r>
+        <w:rPr>
+          <w:sz w:val="28"/>
+          <w:szCs w:val="28"/>
+        </w:rPr>
+        <w:t xml:space="preserve"> </w:t>
+      </w:r>
+      <w:proofErr w:type="spellStart"/>
+      <w:r>
+        <w:rPr>
+          <w:sz w:val="28"/>
+          <w:szCs w:val="28"/>
+        </w:rPr>
+        <w:t>Điện</w:t>
+      </w:r>
+      <w:proofErr w:type="spellEnd"/>
+      <w:r>
+        <w:rPr>
+          <w:sz w:val="28"/>
+          <w:szCs w:val="28"/>
+        </w:rPr>
+        <w:t xml:space="preserve"> </w:t>
+      </w:r>
+      <w:proofErr w:type="spellStart"/>
+      <w:r>
+        <w:rPr>
+          <w:sz w:val="28"/>
+          <w:szCs w:val="28"/>
+        </w:rPr>
+        <w:t>lực</w:t>
+      </w:r>
+      <w:proofErr w:type="spellEnd"/>
+      <w:r>
+        <w:rPr>
+          <w:sz w:val="28"/>
+          <w:szCs w:val="28"/>
+        </w:rPr>
+        <w:t xml:space="preserve"> Xuân Lộc</w:t>
+      </w:r>
+      <w:r>
+        <w:rPr>
+          <w:sz w:val="28"/>
+          <w:szCs w:val="28"/>
+        </w:rPr>
+        <w:t>.</w:t>
       </w:r>
     </w:p>
     <w:p>

--- a/templates/CMIS/CongNo-App.docx
+++ b/templates/CMIS/CongNo-App.docx
@@ -535,6 +535,7 @@
         <w:t xml:space="preserve">Kính </w:t>
       </w:r>
       <w:proofErr w:type="spellStart"/>
+      <w:proofErr w:type="gramStart"/>
       <w:r>
         <w:rPr>
           <w:b/>
@@ -554,7 +555,18 @@
           <w:szCs w:val="28"/>
           <w:lang w:val="fr-FR"/>
         </w:rPr>
-        <w:t xml:space="preserve">: </w:t>
+        <w:t>:</w:t>
+      </w:r>
+      <w:proofErr w:type="gramEnd"/>
+      <w:r>
+        <w:rPr>
+          <w:b/>
+          <w:bCs/>
+          <w:sz w:val="28"/>
+          <w:szCs w:val="28"/>
+          <w:lang w:val="fr-FR"/>
+        </w:rPr>
+        <w:t xml:space="preserve"> </w:t>
       </w:r>
       <w:r>
         <w:rPr>
@@ -1462,7 +1474,25 @@
           <w:szCs w:val="26"/>
           <w:lang w:val="fr-FR"/>
         </w:rPr>
-        <w:t xml:space="preserve"> là: </w:t>
+        <w:t xml:space="preserve"> </w:t>
+      </w:r>
+      <w:proofErr w:type="gramStart"/>
+      <w:r>
+        <w:rPr>
+          <w:rFonts w:ascii="Times New Roman" w:hAnsi="Times New Roman"/>
+          <w:szCs w:val="26"/>
+          <w:lang w:val="fr-FR"/>
+        </w:rPr>
+        <w:t>là:</w:t>
+      </w:r>
+      <w:proofErr w:type="gramEnd"/>
+      <w:r>
+        <w:rPr>
+          <w:rFonts w:ascii="Times New Roman" w:hAnsi="Times New Roman"/>
+          <w:szCs w:val="26"/>
+          <w:lang w:val="fr-FR"/>
+        </w:rPr>
+        <w:t xml:space="preserve"> </w:t>
       </w:r>
       <w:r>
         <w:rPr>
@@ -1559,6 +1589,7 @@
         <w:t xml:space="preserve"> </w:t>
       </w:r>
       <w:proofErr w:type="spellStart"/>
+      <w:proofErr w:type="gramStart"/>
       <w:r>
         <w:rPr>
           <w:rFonts w:ascii="Times New Roman" w:hAnsi="Times New Roman"/>
@@ -1578,7 +1609,18 @@
           <w:szCs w:val="26"/>
           <w:lang w:val="fr-FR"/>
         </w:rPr>
-        <w:t xml:space="preserve">: {STIEN_DCOC | </w:t>
+        <w:t>:</w:t>
+      </w:r>
+      <w:proofErr w:type="gramEnd"/>
+      <w:r>
+        <w:rPr>
+          <w:rFonts w:ascii="Times New Roman" w:hAnsi="Times New Roman"/>
+          <w:b/>
+          <w:i/>
+          <w:szCs w:val="26"/>
+          <w:lang w:val="fr-FR"/>
+        </w:rPr>
+        <w:t xml:space="preserve"> {STIEN_DCOC | </w:t>
       </w:r>
       <w:proofErr w:type="spellStart"/>
       <w:r>
@@ -2463,6 +2505,7 @@
         <w:t xml:space="preserve"> </w:t>
       </w:r>
       <w:proofErr w:type="spellStart"/>
+      <w:proofErr w:type="gramStart"/>
       <w:r>
         <w:rPr>
           <w:rFonts w:ascii="Times New Roman" w:hAnsi="Times New Roman"/>
@@ -2486,7 +2529,20 @@
           <w:szCs w:val="26"/>
           <w:lang w:val="fr-FR"/>
         </w:rPr>
-        <w:t xml:space="preserve">  0251.2218250)</w:t>
+        <w:t xml:space="preserve">  0251.2218250</w:t>
+      </w:r>
+      <w:proofErr w:type="gramEnd"/>
+      <w:r>
+        <w:rPr>
+          <w:rFonts w:ascii="Times New Roman" w:hAnsi="Times New Roman"/>
+          <w:b/>
+          <w:bCs/>
+          <w:i/>
+          <w:iCs/>
+          <w:szCs w:val="26"/>
+          <w:lang w:val="fr-FR"/>
+        </w:rPr>
+        <w:t>)</w:t>
       </w:r>
     </w:p>
     <w:p>
@@ -3658,31 +3714,16 @@
     </w:p>
     <w:p>
       <w:pPr>
-        <w:ind w:firstLine="5103"/>
-        <w:rPr>
-          <w:b/>
-          <w:bCs/>
-          <w:sz w:val="28"/>
-          <w:szCs w:val="28"/>
+        <w:pStyle w:val="Heading3"/>
+        <w:rPr>
+          <w:szCs w:val="26"/>
           <w:lang w:val="fr-FR"/>
         </w:rPr>
       </w:pPr>
-      <w:r>
-        <w:rPr>
-          <w:b/>
-          <w:bCs/>
-          <w:sz w:val="28"/>
-          <w:szCs w:val="28"/>
-          <w:lang w:val="fr-FR"/>
-        </w:rPr>
-        <w:t>Phạm Quang Vĩnh Phú</w:t>
-      </w:r>
     </w:p>
     <w:p>
       <w:pPr>
-        <w:pStyle w:val="Heading3"/>
-        <w:rPr>
-          <w:szCs w:val="26"/>
+        <w:rPr>
           <w:lang w:val="fr-FR"/>
         </w:rPr>
       </w:pPr>
@@ -3747,6 +3788,7 @@
         <w:t xml:space="preserve"> </w:t>
       </w:r>
       <w:proofErr w:type="spellStart"/>
+      <w:proofErr w:type="gramStart"/>
       <w:r>
         <w:rPr>
           <w:sz w:val="26"/>
@@ -3764,6 +3806,7 @@
         </w:rPr>
         <w:t>:</w:t>
       </w:r>
+      <w:proofErr w:type="gramEnd"/>
       <w:r>
         <w:rPr>
           <w:b/>
@@ -3938,6 +3981,7 @@
         <w:t xml:space="preserve"> Xuân </w:t>
       </w:r>
       <w:proofErr w:type="spellStart"/>
+      <w:proofErr w:type="gramStart"/>
       <w:r>
         <w:rPr>
           <w:sz w:val="26"/>
@@ -3965,6 +4009,7 @@
         <w:t>tính</w:t>
       </w:r>
       <w:proofErr w:type="spellEnd"/>
+      <w:proofErr w:type="gramEnd"/>
       <w:r>
         <w:rPr>
           <w:sz w:val="26"/>
@@ -4093,6 +4138,7 @@
         </w:rPr>
         <w:t xml:space="preserve"> </w:t>
       </w:r>
+      <w:proofErr w:type="gramStart"/>
       <w:r>
         <w:rPr>
           <w:sz w:val="26"/>
@@ -4108,7 +4154,17 @@
           <w:szCs w:val="26"/>
           <w:lang w:val="fr-FR"/>
         </w:rPr>
-        <w:t xml:space="preserve">: {STIEN_DCOC | </w:t>
+        <w:t>:</w:t>
+      </w:r>
+      <w:proofErr w:type="gramEnd"/>
+      <w:r>
+        <w:rPr>
+          <w:b/>
+          <w:sz w:val="26"/>
+          <w:szCs w:val="26"/>
+          <w:lang w:val="fr-FR"/>
+        </w:rPr>
+        <w:t xml:space="preserve"> {STIEN_DCOC | </w:t>
       </w:r>
       <w:proofErr w:type="spellStart"/>
       <w:r>
@@ -4183,6 +4239,7 @@
         <w:t xml:space="preserve"> </w:t>
       </w:r>
       <w:proofErr w:type="spellStart"/>
+      <w:proofErr w:type="gramStart"/>
       <w:r>
         <w:rPr>
           <w:rFonts w:ascii="Times New Roman" w:hAnsi="Times New Roman"/>
@@ -4206,7 +4263,16 @@
           <w:szCs w:val="26"/>
           <w:lang w:val="fr-FR"/>
         </w:rPr>
-        <w:t xml:space="preserve">: </w:t>
+        <w:t>:</w:t>
+      </w:r>
+      <w:proofErr w:type="gramEnd"/>
+      <w:r>
+        <w:rPr>
+          <w:rFonts w:ascii="Times New Roman" w:hAnsi="Times New Roman"/>
+          <w:szCs w:val="26"/>
+          <w:lang w:val="fr-FR"/>
+        </w:rPr>
+        <w:t xml:space="preserve"> </w:t>
       </w:r>
       <w:r>
         <w:rPr>
@@ -4323,7 +4389,43 @@
           <w:szCs w:val="26"/>
           <w:lang w:val="fr-FR"/>
         </w:rPr>
-        <w:t xml:space="preserve"> có):...................................................................................................</w:t>
+        <w:t xml:space="preserve"> </w:t>
+      </w:r>
+      <w:proofErr w:type="spellStart"/>
+      <w:r>
+        <w:rPr>
+          <w:sz w:val="26"/>
+          <w:szCs w:val="26"/>
+          <w:lang w:val="fr-FR"/>
+        </w:rPr>
+        <w:t>có</w:t>
+      </w:r>
+      <w:proofErr w:type="spellEnd"/>
+      <w:proofErr w:type="gramStart"/>
+      <w:r>
+        <w:rPr>
+          <w:sz w:val="26"/>
+          <w:szCs w:val="26"/>
+          <w:lang w:val="fr-FR"/>
+        </w:rPr>
+        <w:t>):</w:t>
+      </w:r>
+      <w:proofErr w:type="gramEnd"/>
+      <w:r>
+        <w:rPr>
+          <w:sz w:val="26"/>
+          <w:szCs w:val="26"/>
+          <w:lang w:val="fr-FR"/>
+        </w:rPr>
+        <w:t xml:space="preserve"> </w:t>
+      </w:r>
+      <w:r>
+        <w:rPr>
+          <w:sz w:val="26"/>
+          <w:szCs w:val="26"/>
+          <w:lang w:val="fr-FR"/>
+        </w:rPr>
+        <w:t>...................................................................................................</w:t>
       </w:r>
     </w:p>
     <w:p>
@@ -5967,6 +6069,7 @@
         <w:t xml:space="preserve"> </w:t>
       </w:r>
       <w:proofErr w:type="spellStart"/>
+      <w:proofErr w:type="gramStart"/>
       <w:r>
         <w:rPr>
           <w:b/>
@@ -5984,6 +6087,7 @@
         </w:rPr>
         <w:t>:</w:t>
       </w:r>
+      <w:proofErr w:type="gramEnd"/>
     </w:p>
     <w:p>
       <w:pPr>
@@ -6306,7 +6410,17 @@
                 <w:szCs w:val="24"/>
                 <w:lang w:val="fr-FR"/>
               </w:rPr>
-              <w:t>LIEN_HE</w:t>
+              <w:t>LIEN_</w:t>
+            </w:r>
+            <w:proofErr w:type="gramStart"/>
+            <w:r>
+              <w:rPr>
+                <w:rFonts w:ascii="Times New Roman" w:hAnsi="Times New Roman"/>
+                <w:sz w:val="24"/>
+                <w:szCs w:val="24"/>
+                <w:lang w:val="fr-FR"/>
+              </w:rPr>
+              <w:t>HE</w:t>
             </w:r>
             <w:r>
               <w:rPr>
@@ -6315,7 +6429,17 @@
                 <w:szCs w:val="24"/>
                 <w:lang w:val="fr-FR"/>
               </w:rPr>
-              <w:t>}{TEN_KH_LHE}</w:t>
+              <w:t>}{</w:t>
+            </w:r>
+            <w:proofErr w:type="gramEnd"/>
+            <w:r>
+              <w:rPr>
+                <w:rFonts w:ascii="Times New Roman" w:hAnsi="Times New Roman"/>
+                <w:sz w:val="24"/>
+                <w:szCs w:val="24"/>
+                <w:lang w:val="fr-FR"/>
+              </w:rPr>
+              <w:t>TEN_KH_LHE}</w:t>
             </w:r>
           </w:p>
         </w:tc>
@@ -8582,17 +8706,29 @@
           <w:sz w:val="28"/>
           <w:szCs w:val="28"/>
         </w:rPr>
-        <w:t>{DCHI_DDIEN}</w:t>
-      </w:r>
-      <w:r>
-        <w:rPr>
+        <w:t>{DCHI_</w:t>
+      </w:r>
+      <w:proofErr w:type="gramStart"/>
+      <w:r>
+        <w:rPr>
+          <w:color w:val="000099"/>
           <w:spacing w:val="-9"/>
           <w:w w:val="105"/>
           <w:sz w:val="28"/>
           <w:szCs w:val="28"/>
         </w:rPr>
+        <w:t>DDIEN}</w:t>
+      </w:r>
+      <w:r>
+        <w:rPr>
+          <w:spacing w:val="-9"/>
+          <w:w w:val="105"/>
+          <w:sz w:val="28"/>
+          <w:szCs w:val="28"/>
+        </w:rPr>
         <w:t>.</w:t>
       </w:r>
+      <w:proofErr w:type="gramEnd"/>
     </w:p>
     <w:p>
       <w:pPr>
@@ -8770,8 +8906,9 @@
           <w:sz w:val="28"/>
           <w:szCs w:val="28"/>
         </w:rPr>
-        <w:t>): {TEN_DDIEN}</w:t>
-      </w:r>
+        <w:t>): {TEN_</w:t>
+      </w:r>
+      <w:proofErr w:type="gramStart"/>
       <w:r>
         <w:rPr>
           <w:bCs/>
@@ -8779,6 +8916,15 @@
           <w:sz w:val="28"/>
           <w:szCs w:val="28"/>
         </w:rPr>
+        <w:t>DDIEN}</w:t>
+      </w:r>
+      <w:r>
+        <w:rPr>
+          <w:bCs/>
+          <w:color w:val="000000"/>
+          <w:sz w:val="28"/>
+          <w:szCs w:val="28"/>
+        </w:rPr>
         <w:t xml:space="preserve">  </w:t>
       </w:r>
       <w:proofErr w:type="spellStart"/>
@@ -8792,6 +8938,7 @@
         <w:t>Chức</w:t>
       </w:r>
       <w:proofErr w:type="spellEnd"/>
+      <w:proofErr w:type="gramEnd"/>
       <w:r>
         <w:rPr>
           <w:bCs/>
@@ -15897,17 +16044,29 @@
           <w:sz w:val="28"/>
           <w:szCs w:val="28"/>
         </w:rPr>
-        <w:t>{DCHI_DDIEN}</w:t>
-      </w:r>
-      <w:r>
-        <w:rPr>
+        <w:t>{DCHI_</w:t>
+      </w:r>
+      <w:proofErr w:type="gramStart"/>
+      <w:r>
+        <w:rPr>
+          <w:color w:val="000099"/>
           <w:spacing w:val="-9"/>
           <w:w w:val="105"/>
           <w:sz w:val="28"/>
           <w:szCs w:val="28"/>
         </w:rPr>
+        <w:t>DDIEN}</w:t>
+      </w:r>
+      <w:r>
+        <w:rPr>
+          <w:spacing w:val="-9"/>
+          <w:w w:val="105"/>
+          <w:sz w:val="28"/>
+          <w:szCs w:val="28"/>
+        </w:rPr>
         <w:t>.</w:t>
       </w:r>
+      <w:proofErr w:type="gramEnd"/>
     </w:p>
     <w:p>
       <w:pPr>
@@ -16085,8 +16244,9 @@
           <w:sz w:val="28"/>
           <w:szCs w:val="28"/>
         </w:rPr>
-        <w:t>): {TEN_DDIEN}</w:t>
-      </w:r>
+        <w:t>): {TEN_</w:t>
+      </w:r>
+      <w:proofErr w:type="gramStart"/>
       <w:r>
         <w:rPr>
           <w:bCs/>
@@ -16094,6 +16254,15 @@
           <w:sz w:val="28"/>
           <w:szCs w:val="28"/>
         </w:rPr>
+        <w:t>DDIEN}</w:t>
+      </w:r>
+      <w:r>
+        <w:rPr>
+          <w:bCs/>
+          <w:color w:val="000000"/>
+          <w:sz w:val="28"/>
+          <w:szCs w:val="28"/>
+        </w:rPr>
         <w:t xml:space="preserve">  </w:t>
       </w:r>
       <w:proofErr w:type="spellStart"/>
@@ -16107,6 +16276,7 @@
         <w:t>Chức</w:t>
       </w:r>
       <w:proofErr w:type="spellEnd"/>
+      <w:proofErr w:type="gramEnd"/>
       <w:r>
         <w:rPr>
           <w:bCs/>
